--- a/F/F3/F3.7/F3.7.docx
+++ b/F/F3/F3.7/F3.7.docx
@@ -3,11 +3,263 @@
 <w:document xmlns:wpc="http://schemas.microsoft.com/office/word/2010/wordprocessingCanvas" xmlns:cx="http://schemas.microsoft.com/office/drawing/2014/chartex" xmlns:cx1="http://schemas.microsoft.com/office/drawing/2015/9/8/chartex" xmlns:cx2="http://schemas.microsoft.com/office/drawing/2015/10/21/chartex" xmlns:cx3="http://schemas.microsoft.com/office/drawing/2016/5/9/chartex" xmlns:cx4="http://schemas.microsoft.com/office/drawing/2016/5/10/chartex" xmlns:cx5="http://schemas.microsoft.com/office/drawing/2016/5/11/chartex" xmlns:cx6="http://schemas.microsoft.com/office/drawing/2016/5/12/chartex" xmlns:cx7="http://schemas.microsoft.com/office/drawing/2016/5/13/chartex" xmlns:cx8="http://schemas.microsoft.com/office/drawing/2016/5/14/chartex" xmlns:mc="http://schemas.openxmlformats.org/markup-compatibility/2006" xmlns:aink="http://schemas.microsoft.com/office/drawing/2016/ink" xmlns:am3d="http://schemas.microsoft.com/office/drawing/2017/model3d" xmlns:o="urn:schemas-microsoft-com:office:office" xmlns:oel="http://schemas.microsoft.com/office/2019/extlst" xmlns:r="http://schemas.openxmlformats.org/officeDocument/2006/relationships" xmlns:m="http://schemas.openxmlformats.org/officeDocument/2006/math" xmlns:v="urn:schemas-microsoft-com:vml" xmlns:wp14="http://schemas.microsoft.com/office/word/2010/wordprocessingDrawing" xmlns:wp="http://schemas.openxmlformats.org/drawingml/2006/wordprocessingDrawing" xmlns:w10="urn:schemas-microsoft-com:office:word" xmlns:w="http://schemas.openxmlformats.org/wordprocessingml/2006/main" xmlns:w14="http://schemas.microsoft.com/office/word/2010/wordml" xmlns:w15="http://schemas.microsoft.com/office/word/2012/wordml" xmlns:w16cex="http://schemas.microsoft.com/office/word/2018/wordml/cex" xmlns:w16cid="http://schemas.microsoft.com/office/word/2016/wordml/cid" xmlns:w16="http://schemas.microsoft.com/office/word/2018/wordml" xmlns:w16du="http://schemas.microsoft.com/office/word/2023/wordml/word16du" xmlns:w16sdtdh="http://schemas.microsoft.com/office/word/2020/wordml/sdtdatahash" xmlns:w16sdtfl="http://schemas.microsoft.com/office/word/2024/wordml/sdtformatlock" xmlns:w16se="http://schemas.microsoft.com/office/word/2015/wordml/symex" xmlns:wpg="http://schemas.microsoft.com/office/word/2010/wordprocessingGroup" xmlns:wpi="http://schemas.microsoft.com/office/word/2010/wordprocessingInk" xmlns:wne="http://schemas.microsoft.com/office/word/2006/wordml" xmlns:wps="http://schemas.microsoft.com/office/word/2010/wordprocessingShape" mc:Ignorable="w14 w15 w16se w16cid w16 w16cex w16sdtdh w16sdtfl w16du wp14">
   <w:body>
     <w:p>
+      <w:pPr>
+        <w:rPr>
+          <w:rFonts w:hint="eastAsia"/>
+        </w:rPr>
+      </w:pPr>
       <w:r>
         <w:rPr>
           <w:rFonts w:hint="eastAsia"/>
         </w:rPr>
         <w:t>F3.7.1</w:t>
+      </w:r>
+    </w:p>
+    <w:p>
+      <w:r>
+        <w:drawing>
+          <wp:inline distT="0" distB="0" distL="0" distR="0" wp14:anchorId="5BD7F220" wp14:editId="1CF5B54F">
+            <wp:extent cx="5274310" cy="1759585"/>
+            <wp:effectExtent l="0" t="0" r="2540" b="0"/>
+            <wp:docPr id="887405857" name="图片 1"/>
+            <wp:cNvGraphicFramePr>
+              <a:graphicFrameLocks xmlns:a="http://schemas.openxmlformats.org/drawingml/2006/main" noChangeAspect="1"/>
+            </wp:cNvGraphicFramePr>
+            <a:graphic xmlns:a="http://schemas.openxmlformats.org/drawingml/2006/main">
+              <a:graphicData uri="http://schemas.openxmlformats.org/drawingml/2006/picture">
+                <pic:pic xmlns:pic="http://schemas.openxmlformats.org/drawingml/2006/picture">
+                  <pic:nvPicPr>
+                    <pic:cNvPr id="887405857" name=""/>
+                    <pic:cNvPicPr/>
+                  </pic:nvPicPr>
+                  <pic:blipFill>
+                    <a:blip r:embed="rId5"/>
+                    <a:stretch>
+                      <a:fillRect/>
+                    </a:stretch>
+                  </pic:blipFill>
+                  <pic:spPr>
+                    <a:xfrm>
+                      <a:off x="0" y="0"/>
+                      <a:ext cx="5274310" cy="1759585"/>
+                    </a:xfrm>
+                    <a:prstGeom prst="rect">
+                      <a:avLst/>
+                    </a:prstGeom>
+                  </pic:spPr>
+                </pic:pic>
+              </a:graphicData>
+            </a:graphic>
+          </wp:inline>
+        </w:drawing>
+      </w:r>
+    </w:p>
+    <w:p>
+      <w:r>
+        <w:drawing>
+          <wp:inline distT="0" distB="0" distL="0" distR="0" wp14:anchorId="301F3C23" wp14:editId="7B183FAB">
+            <wp:extent cx="4301586" cy="1871133"/>
+            <wp:effectExtent l="0" t="0" r="3810" b="0"/>
+            <wp:docPr id="1223996591" name="图片 1"/>
+            <wp:cNvGraphicFramePr>
+              <a:graphicFrameLocks xmlns:a="http://schemas.openxmlformats.org/drawingml/2006/main" noChangeAspect="1"/>
+            </wp:cNvGraphicFramePr>
+            <a:graphic xmlns:a="http://schemas.openxmlformats.org/drawingml/2006/main">
+              <a:graphicData uri="http://schemas.openxmlformats.org/drawingml/2006/picture">
+                <pic:pic xmlns:pic="http://schemas.openxmlformats.org/drawingml/2006/picture">
+                  <pic:nvPicPr>
+                    <pic:cNvPr id="1223996591" name=""/>
+                    <pic:cNvPicPr/>
+                  </pic:nvPicPr>
+                  <pic:blipFill>
+                    <a:blip r:embed="rId6"/>
+                    <a:stretch>
+                      <a:fillRect/>
+                    </a:stretch>
+                  </pic:blipFill>
+                  <pic:spPr>
+                    <a:xfrm>
+                      <a:off x="0" y="0"/>
+                      <a:ext cx="4320285" cy="1879267"/>
+                    </a:xfrm>
+                    <a:prstGeom prst="rect">
+                      <a:avLst/>
+                    </a:prstGeom>
+                  </pic:spPr>
+                </pic:pic>
+              </a:graphicData>
+            </a:graphic>
+          </wp:inline>
+        </w:drawing>
+      </w:r>
+    </w:p>
+    <w:p>
+      <w:r>
+        <w:drawing>
+          <wp:inline distT="0" distB="0" distL="0" distR="0" wp14:anchorId="7157A63B" wp14:editId="4B3C1BAA">
+            <wp:extent cx="4267200" cy="1851949"/>
+            <wp:effectExtent l="0" t="0" r="0" b="0"/>
+            <wp:docPr id="264730404" name="图片 1"/>
+            <wp:cNvGraphicFramePr>
+              <a:graphicFrameLocks xmlns:a="http://schemas.openxmlformats.org/drawingml/2006/main" noChangeAspect="1"/>
+            </wp:cNvGraphicFramePr>
+            <a:graphic xmlns:a="http://schemas.openxmlformats.org/drawingml/2006/main">
+              <a:graphicData uri="http://schemas.openxmlformats.org/drawingml/2006/picture">
+                <pic:pic xmlns:pic="http://schemas.openxmlformats.org/drawingml/2006/picture">
+                  <pic:nvPicPr>
+                    <pic:cNvPr id="264730404" name=""/>
+                    <pic:cNvPicPr/>
+                  </pic:nvPicPr>
+                  <pic:blipFill>
+                    <a:blip r:embed="rId7"/>
+                    <a:stretch>
+                      <a:fillRect/>
+                    </a:stretch>
+                  </pic:blipFill>
+                  <pic:spPr>
+                    <a:xfrm>
+                      <a:off x="0" y="0"/>
+                      <a:ext cx="4281447" cy="1858132"/>
+                    </a:xfrm>
+                    <a:prstGeom prst="rect">
+                      <a:avLst/>
+                    </a:prstGeom>
+                  </pic:spPr>
+                </pic:pic>
+              </a:graphicData>
+            </a:graphic>
+          </wp:inline>
+        </w:drawing>
+      </w:r>
+    </w:p>
+    <w:p>
+      <w:r>
+        <w:drawing>
+          <wp:inline distT="0" distB="0" distL="0" distR="0" wp14:anchorId="0B45EC17" wp14:editId="29C8C8C2">
+            <wp:extent cx="4292600" cy="1847547"/>
+            <wp:effectExtent l="0" t="0" r="0" b="635"/>
+            <wp:docPr id="914669776" name="图片 1"/>
+            <wp:cNvGraphicFramePr>
+              <a:graphicFrameLocks xmlns:a="http://schemas.openxmlformats.org/drawingml/2006/main" noChangeAspect="1"/>
+            </wp:cNvGraphicFramePr>
+            <a:graphic xmlns:a="http://schemas.openxmlformats.org/drawingml/2006/main">
+              <a:graphicData uri="http://schemas.openxmlformats.org/drawingml/2006/picture">
+                <pic:pic xmlns:pic="http://schemas.openxmlformats.org/drawingml/2006/picture">
+                  <pic:nvPicPr>
+                    <pic:cNvPr id="914669776" name=""/>
+                    <pic:cNvPicPr/>
+                  </pic:nvPicPr>
+                  <pic:blipFill>
+                    <a:blip r:embed="rId8"/>
+                    <a:stretch>
+                      <a:fillRect/>
+                    </a:stretch>
+                  </pic:blipFill>
+                  <pic:spPr>
+                    <a:xfrm>
+                      <a:off x="0" y="0"/>
+                      <a:ext cx="4302209" cy="1851683"/>
+                    </a:xfrm>
+                    <a:prstGeom prst="rect">
+                      <a:avLst/>
+                    </a:prstGeom>
+                  </pic:spPr>
+                </pic:pic>
+              </a:graphicData>
+            </a:graphic>
+          </wp:inline>
+        </w:drawing>
+      </w:r>
+    </w:p>
+    <w:p/>
+    <w:p/>
+    <w:p/>
+    <w:p/>
+    <w:p>
+      <w:r>
+        <w:rPr>
+          <w:rFonts w:hint="eastAsia"/>
+        </w:rPr>
+        <w:lastRenderedPageBreak/>
+        <w:t>F3.7.2</w:t>
+      </w:r>
+    </w:p>
+    <w:p>
+      <w:r>
+        <w:drawing>
+          <wp:inline distT="0" distB="0" distL="0" distR="0" wp14:anchorId="5C3B5945" wp14:editId="049CC0B9">
+            <wp:extent cx="5274310" cy="1074420"/>
+            <wp:effectExtent l="0" t="0" r="2540" b="0"/>
+            <wp:docPr id="1549674387" name="图片 1"/>
+            <wp:cNvGraphicFramePr>
+              <a:graphicFrameLocks xmlns:a="http://schemas.openxmlformats.org/drawingml/2006/main" noChangeAspect="1"/>
+            </wp:cNvGraphicFramePr>
+            <a:graphic xmlns:a="http://schemas.openxmlformats.org/drawingml/2006/main">
+              <a:graphicData uri="http://schemas.openxmlformats.org/drawingml/2006/picture">
+                <pic:pic xmlns:pic="http://schemas.openxmlformats.org/drawingml/2006/picture">
+                  <pic:nvPicPr>
+                    <pic:cNvPr id="1549674387" name=""/>
+                    <pic:cNvPicPr/>
+                  </pic:nvPicPr>
+                  <pic:blipFill>
+                    <a:blip r:embed="rId9"/>
+                    <a:stretch>
+                      <a:fillRect/>
+                    </a:stretch>
+                  </pic:blipFill>
+                  <pic:spPr>
+                    <a:xfrm>
+                      <a:off x="0" y="0"/>
+                      <a:ext cx="5274310" cy="1074420"/>
+                    </a:xfrm>
+                    <a:prstGeom prst="rect">
+                      <a:avLst/>
+                    </a:prstGeom>
+                  </pic:spPr>
+                </pic:pic>
+              </a:graphicData>
+            </a:graphic>
+          </wp:inline>
+        </w:drawing>
+      </w:r>
+    </w:p>
+    <w:p>
+      <w:r>
+        <w:drawing>
+          <wp:inline distT="0" distB="0" distL="0" distR="0" wp14:anchorId="329F4BB8" wp14:editId="0589D702">
+            <wp:extent cx="2751667" cy="2016403"/>
+            <wp:effectExtent l="0" t="0" r="0" b="3175"/>
+            <wp:docPr id="868651577" name="图片 1"/>
+            <wp:cNvGraphicFramePr>
+              <a:graphicFrameLocks xmlns:a="http://schemas.openxmlformats.org/drawingml/2006/main" noChangeAspect="1"/>
+            </wp:cNvGraphicFramePr>
+            <a:graphic xmlns:a="http://schemas.openxmlformats.org/drawingml/2006/main">
+              <a:graphicData uri="http://schemas.openxmlformats.org/drawingml/2006/picture">
+                <pic:pic xmlns:pic="http://schemas.openxmlformats.org/drawingml/2006/picture">
+                  <pic:nvPicPr>
+                    <pic:cNvPr id="868651577" name=""/>
+                    <pic:cNvPicPr/>
+                  </pic:nvPicPr>
+                  <pic:blipFill>
+                    <a:blip r:embed="rId10"/>
+                    <a:stretch>
+                      <a:fillRect/>
+                    </a:stretch>
+                  </pic:blipFill>
+                  <pic:spPr>
+                    <a:xfrm>
+                      <a:off x="0" y="0"/>
+                      <a:ext cx="2762362" cy="2024240"/>
+                    </a:xfrm>
+                    <a:prstGeom prst="rect">
+                      <a:avLst/>
+                    </a:prstGeom>
+                  </pic:spPr>
+                </pic:pic>
+              </a:graphicData>
+            </a:graphic>
+          </wp:inline>
+        </w:drawing>
       </w:r>
     </w:p>
     <w:p>
@@ -16,6 +268,677 @@
           <w:rFonts w:hint="eastAsia"/>
         </w:rPr>
       </w:pPr>
+      <w:r>
+        <w:drawing>
+          <wp:inline distT="0" distB="0" distL="0" distR="0" wp14:anchorId="7C578A20" wp14:editId="21F57E9C">
+            <wp:extent cx="3327400" cy="1773064"/>
+            <wp:effectExtent l="0" t="0" r="6350" b="0"/>
+            <wp:docPr id="1790617151" name="图片 1"/>
+            <wp:cNvGraphicFramePr>
+              <a:graphicFrameLocks xmlns:a="http://schemas.openxmlformats.org/drawingml/2006/main" noChangeAspect="1"/>
+            </wp:cNvGraphicFramePr>
+            <a:graphic xmlns:a="http://schemas.openxmlformats.org/drawingml/2006/main">
+              <a:graphicData uri="http://schemas.openxmlformats.org/drawingml/2006/picture">
+                <pic:pic xmlns:pic="http://schemas.openxmlformats.org/drawingml/2006/picture">
+                  <pic:nvPicPr>
+                    <pic:cNvPr id="1790617151" name=""/>
+                    <pic:cNvPicPr/>
+                  </pic:nvPicPr>
+                  <pic:blipFill>
+                    <a:blip r:embed="rId11"/>
+                    <a:stretch>
+                      <a:fillRect/>
+                    </a:stretch>
+                  </pic:blipFill>
+                  <pic:spPr>
+                    <a:xfrm>
+                      <a:off x="0" y="0"/>
+                      <a:ext cx="3349552" cy="1784868"/>
+                    </a:xfrm>
+                    <a:prstGeom prst="rect">
+                      <a:avLst/>
+                    </a:prstGeom>
+                  </pic:spPr>
+                </pic:pic>
+              </a:graphicData>
+            </a:graphic>
+          </wp:inline>
+        </w:drawing>
+      </w:r>
+    </w:p>
+    <w:p>
+      <w:pPr>
+        <w:rPr>
+          <w:rFonts w:hint="eastAsia"/>
+        </w:rPr>
+      </w:pPr>
+    </w:p>
+    <w:p>
+      <w:r>
+        <w:drawing>
+          <wp:inline distT="0" distB="0" distL="0" distR="0" wp14:anchorId="132E8216" wp14:editId="2E15C6AC">
+            <wp:extent cx="5274310" cy="2221230"/>
+            <wp:effectExtent l="0" t="0" r="2540" b="7620"/>
+            <wp:docPr id="1331613399" name="图片 1"/>
+            <wp:cNvGraphicFramePr>
+              <a:graphicFrameLocks xmlns:a="http://schemas.openxmlformats.org/drawingml/2006/main" noChangeAspect="1"/>
+            </wp:cNvGraphicFramePr>
+            <a:graphic xmlns:a="http://schemas.openxmlformats.org/drawingml/2006/main">
+              <a:graphicData uri="http://schemas.openxmlformats.org/drawingml/2006/picture">
+                <pic:pic xmlns:pic="http://schemas.openxmlformats.org/drawingml/2006/picture">
+                  <pic:nvPicPr>
+                    <pic:cNvPr id="1331613399" name=""/>
+                    <pic:cNvPicPr/>
+                  </pic:nvPicPr>
+                  <pic:blipFill>
+                    <a:blip r:embed="rId12"/>
+                    <a:stretch>
+                      <a:fillRect/>
+                    </a:stretch>
+                  </pic:blipFill>
+                  <pic:spPr>
+                    <a:xfrm>
+                      <a:off x="0" y="0"/>
+                      <a:ext cx="5274310" cy="2221230"/>
+                    </a:xfrm>
+                    <a:prstGeom prst="rect">
+                      <a:avLst/>
+                    </a:prstGeom>
+                  </pic:spPr>
+                </pic:pic>
+              </a:graphicData>
+            </a:graphic>
+          </wp:inline>
+        </w:drawing>
+      </w:r>
+    </w:p>
+    <w:p>
+      <w:r>
+        <w:lastRenderedPageBreak/>
+        <w:drawing>
+          <wp:inline distT="0" distB="0" distL="0" distR="0" wp14:anchorId="26085653" wp14:editId="465686B8">
+            <wp:extent cx="3987800" cy="1760566"/>
+            <wp:effectExtent l="0" t="0" r="0" b="0"/>
+            <wp:docPr id="1142626583" name="图片 1"/>
+            <wp:cNvGraphicFramePr>
+              <a:graphicFrameLocks xmlns:a="http://schemas.openxmlformats.org/drawingml/2006/main" noChangeAspect="1"/>
+            </wp:cNvGraphicFramePr>
+            <a:graphic xmlns:a="http://schemas.openxmlformats.org/drawingml/2006/main">
+              <a:graphicData uri="http://schemas.openxmlformats.org/drawingml/2006/picture">
+                <pic:pic xmlns:pic="http://schemas.openxmlformats.org/drawingml/2006/picture">
+                  <pic:nvPicPr>
+                    <pic:cNvPr id="1142626583" name=""/>
+                    <pic:cNvPicPr/>
+                  </pic:nvPicPr>
+                  <pic:blipFill>
+                    <a:blip r:embed="rId13"/>
+                    <a:stretch>
+                      <a:fillRect/>
+                    </a:stretch>
+                  </pic:blipFill>
+                  <pic:spPr>
+                    <a:xfrm>
+                      <a:off x="0" y="0"/>
+                      <a:ext cx="3997326" cy="1764772"/>
+                    </a:xfrm>
+                    <a:prstGeom prst="rect">
+                      <a:avLst/>
+                    </a:prstGeom>
+                  </pic:spPr>
+                </pic:pic>
+              </a:graphicData>
+            </a:graphic>
+          </wp:inline>
+        </w:drawing>
+      </w:r>
+    </w:p>
+    <w:p>
+      <w:r>
+        <w:drawing>
+          <wp:inline distT="0" distB="0" distL="0" distR="0" wp14:anchorId="16E1B6B6" wp14:editId="7205AF75">
+            <wp:extent cx="3996267" cy="1730494"/>
+            <wp:effectExtent l="0" t="0" r="4445" b="3175"/>
+            <wp:docPr id="1227266191" name="图片 1"/>
+            <wp:cNvGraphicFramePr>
+              <a:graphicFrameLocks xmlns:a="http://schemas.openxmlformats.org/drawingml/2006/main" noChangeAspect="1"/>
+            </wp:cNvGraphicFramePr>
+            <a:graphic xmlns:a="http://schemas.openxmlformats.org/drawingml/2006/main">
+              <a:graphicData uri="http://schemas.openxmlformats.org/drawingml/2006/picture">
+                <pic:pic xmlns:pic="http://schemas.openxmlformats.org/drawingml/2006/picture">
+                  <pic:nvPicPr>
+                    <pic:cNvPr id="1227266191" name=""/>
+                    <pic:cNvPicPr/>
+                  </pic:nvPicPr>
+                  <pic:blipFill>
+                    <a:blip r:embed="rId14"/>
+                    <a:stretch>
+                      <a:fillRect/>
+                    </a:stretch>
+                  </pic:blipFill>
+                  <pic:spPr>
+                    <a:xfrm>
+                      <a:off x="0" y="0"/>
+                      <a:ext cx="4012470" cy="1737510"/>
+                    </a:xfrm>
+                    <a:prstGeom prst="rect">
+                      <a:avLst/>
+                    </a:prstGeom>
+                  </pic:spPr>
+                </pic:pic>
+              </a:graphicData>
+            </a:graphic>
+          </wp:inline>
+        </w:drawing>
+      </w:r>
+    </w:p>
+    <w:p>
+      <w:r>
+        <w:drawing>
+          <wp:inline distT="0" distB="0" distL="0" distR="0" wp14:anchorId="5573D72F" wp14:editId="7FD8CFBD">
+            <wp:extent cx="4047067" cy="1805734"/>
+            <wp:effectExtent l="0" t="0" r="0" b="4445"/>
+            <wp:docPr id="329959805" name="图片 1"/>
+            <wp:cNvGraphicFramePr>
+              <a:graphicFrameLocks xmlns:a="http://schemas.openxmlformats.org/drawingml/2006/main" noChangeAspect="1"/>
+            </wp:cNvGraphicFramePr>
+            <a:graphic xmlns:a="http://schemas.openxmlformats.org/drawingml/2006/main">
+              <a:graphicData uri="http://schemas.openxmlformats.org/drawingml/2006/picture">
+                <pic:pic xmlns:pic="http://schemas.openxmlformats.org/drawingml/2006/picture">
+                  <pic:nvPicPr>
+                    <pic:cNvPr id="329959805" name=""/>
+                    <pic:cNvPicPr/>
+                  </pic:nvPicPr>
+                  <pic:blipFill>
+                    <a:blip r:embed="rId15"/>
+                    <a:stretch>
+                      <a:fillRect/>
+                    </a:stretch>
+                  </pic:blipFill>
+                  <pic:spPr>
+                    <a:xfrm>
+                      <a:off x="0" y="0"/>
+                      <a:ext cx="4059166" cy="1811132"/>
+                    </a:xfrm>
+                    <a:prstGeom prst="rect">
+                      <a:avLst/>
+                    </a:prstGeom>
+                  </pic:spPr>
+                </pic:pic>
+              </a:graphicData>
+            </a:graphic>
+          </wp:inline>
+        </w:drawing>
+      </w:r>
+    </w:p>
+    <w:p>
+      <w:r>
+        <w:rPr>
+          <w:rFonts w:hint="eastAsia"/>
+        </w:rPr>
+        <w:t>F3.7.3</w:t>
+      </w:r>
+    </w:p>
+    <w:p>
+      <w:r>
+        <w:drawing>
+          <wp:inline distT="0" distB="0" distL="0" distR="0" wp14:anchorId="168D70E1" wp14:editId="2CAAE86E">
+            <wp:extent cx="2963333" cy="817004"/>
+            <wp:effectExtent l="0" t="0" r="0" b="2540"/>
+            <wp:docPr id="8478519" name="图片 1"/>
+            <wp:cNvGraphicFramePr>
+              <a:graphicFrameLocks xmlns:a="http://schemas.openxmlformats.org/drawingml/2006/main" noChangeAspect="1"/>
+            </wp:cNvGraphicFramePr>
+            <a:graphic xmlns:a="http://schemas.openxmlformats.org/drawingml/2006/main">
+              <a:graphicData uri="http://schemas.openxmlformats.org/drawingml/2006/picture">
+                <pic:pic xmlns:pic="http://schemas.openxmlformats.org/drawingml/2006/picture">
+                  <pic:nvPicPr>
+                    <pic:cNvPr id="8478519" name=""/>
+                    <pic:cNvPicPr/>
+                  </pic:nvPicPr>
+                  <pic:blipFill>
+                    <a:blip r:embed="rId16"/>
+                    <a:stretch>
+                      <a:fillRect/>
+                    </a:stretch>
+                  </pic:blipFill>
+                  <pic:spPr>
+                    <a:xfrm>
+                      <a:off x="0" y="0"/>
+                      <a:ext cx="2980893" cy="821845"/>
+                    </a:xfrm>
+                    <a:prstGeom prst="rect">
+                      <a:avLst/>
+                    </a:prstGeom>
+                  </pic:spPr>
+                </pic:pic>
+              </a:graphicData>
+            </a:graphic>
+          </wp:inline>
+        </w:drawing>
+      </w:r>
+    </w:p>
+    <w:p>
+      <w:pPr>
+        <w:rPr>
+          <w:rFonts w:hint="eastAsia"/>
+        </w:rPr>
+      </w:pPr>
+      <w:r>
+        <w:rPr>
+          <w:rFonts w:hint="eastAsia"/>
+        </w:rPr>
+        <w:t>真值表</w:t>
+      </w:r>
+    </w:p>
+    <w:tbl>
+      <w:tblPr>
+        <w:tblStyle w:val="ae"/>
+        <w:tblW w:w="0" w:type="auto"/>
+        <w:tblLook w:val="04A0" w:firstRow="1" w:lastRow="0" w:firstColumn="1" w:lastColumn="0" w:noHBand="0" w:noVBand="1"/>
+      </w:tblPr>
+      <w:tblGrid>
+        <w:gridCol w:w="2074"/>
+        <w:gridCol w:w="2074"/>
+        <w:gridCol w:w="2074"/>
+      </w:tblGrid>
+      <w:tr>
+        <w:tc>
+          <w:tcPr>
+            <w:tcW w:w="2074" w:type="dxa"/>
+          </w:tcPr>
+          <w:p>
+            <w:pPr>
+              <w:rPr>
+                <w:rFonts w:hint="eastAsia"/>
+              </w:rPr>
+            </w:pPr>
+            <w:r>
+              <w:rPr>
+                <w:rFonts w:hint="eastAsia"/>
+              </w:rPr>
+              <w:t>WE</w:t>
+            </w:r>
+          </w:p>
+        </w:tc>
+        <w:tc>
+          <w:tcPr>
+            <w:tcW w:w="2074" w:type="dxa"/>
+          </w:tcPr>
+          <w:p>
+            <w:pPr>
+              <w:rPr>
+                <w:rFonts w:hint="eastAsia"/>
+              </w:rPr>
+            </w:pPr>
+            <w:r>
+              <w:rPr>
+                <w:rFonts w:hint="eastAsia"/>
+              </w:rPr>
+              <w:t>D</w:t>
+            </w:r>
+          </w:p>
+        </w:tc>
+        <w:tc>
+          <w:tcPr>
+            <w:tcW w:w="2074" w:type="dxa"/>
+          </w:tcPr>
+          <w:p>
+            <w:pPr>
+              <w:rPr>
+                <w:rFonts w:hint="eastAsia"/>
+              </w:rPr>
+            </w:pPr>
+            <w:r>
+              <w:rPr>
+                <w:rFonts w:hint="eastAsia"/>
+              </w:rPr>
+              <w:t>Q</w:t>
+            </w:r>
+          </w:p>
+        </w:tc>
+      </w:tr>
+      <w:tr>
+        <w:tc>
+          <w:tcPr>
+            <w:tcW w:w="2074" w:type="dxa"/>
+          </w:tcPr>
+          <w:p>
+            <w:pPr>
+              <w:rPr>
+                <w:rFonts w:hint="eastAsia"/>
+              </w:rPr>
+            </w:pPr>
+            <w:r>
+              <w:rPr>
+                <w:rFonts w:hint="eastAsia"/>
+              </w:rPr>
+              <w:t>0</w:t>
+            </w:r>
+          </w:p>
+        </w:tc>
+        <w:tc>
+          <w:tcPr>
+            <w:tcW w:w="2074" w:type="dxa"/>
+          </w:tcPr>
+          <w:p>
+            <w:pPr>
+              <w:rPr>
+                <w:rFonts w:hint="eastAsia"/>
+              </w:rPr>
+            </w:pPr>
+            <w:r>
+              <w:rPr>
+                <w:rFonts w:hint="eastAsia"/>
+              </w:rPr>
+              <w:t>0</w:t>
+            </w:r>
+          </w:p>
+        </w:tc>
+        <w:tc>
+          <w:tcPr>
+            <w:tcW w:w="2074" w:type="dxa"/>
+          </w:tcPr>
+          <w:p>
+            <w:pPr>
+              <w:rPr>
+                <w:rFonts w:hint="eastAsia"/>
+              </w:rPr>
+            </w:pPr>
+            <w:r>
+              <w:rPr>
+                <w:rFonts w:hint="eastAsia"/>
+              </w:rPr>
+              <w:t>保持原态</w:t>
+            </w:r>
+          </w:p>
+        </w:tc>
+      </w:tr>
+      <w:tr>
+        <w:tc>
+          <w:tcPr>
+            <w:tcW w:w="2074" w:type="dxa"/>
+          </w:tcPr>
+          <w:p>
+            <w:pPr>
+              <w:rPr>
+                <w:rFonts w:hint="eastAsia"/>
+              </w:rPr>
+            </w:pPr>
+            <w:r>
+              <w:rPr>
+                <w:rFonts w:hint="eastAsia"/>
+              </w:rPr>
+              <w:t>0</w:t>
+            </w:r>
+          </w:p>
+        </w:tc>
+        <w:tc>
+          <w:tcPr>
+            <w:tcW w:w="2074" w:type="dxa"/>
+          </w:tcPr>
+          <w:p>
+            <w:pPr>
+              <w:rPr>
+                <w:rFonts w:hint="eastAsia"/>
+              </w:rPr>
+            </w:pPr>
+            <w:r>
+              <w:rPr>
+                <w:rFonts w:hint="eastAsia"/>
+              </w:rPr>
+              <w:t>1</w:t>
+            </w:r>
+          </w:p>
+        </w:tc>
+        <w:tc>
+          <w:tcPr>
+            <w:tcW w:w="2074" w:type="dxa"/>
+          </w:tcPr>
+          <w:p>
+            <w:pPr>
+              <w:rPr>
+                <w:rFonts w:hint="eastAsia"/>
+              </w:rPr>
+            </w:pPr>
+            <w:r>
+              <w:rPr>
+                <w:rFonts w:hint="eastAsia"/>
+              </w:rPr>
+              <w:t>保持原态</w:t>
+            </w:r>
+          </w:p>
+        </w:tc>
+      </w:tr>
+      <w:tr>
+        <w:tc>
+          <w:tcPr>
+            <w:tcW w:w="2074" w:type="dxa"/>
+          </w:tcPr>
+          <w:p>
+            <w:pPr>
+              <w:rPr>
+                <w:rFonts w:hint="eastAsia"/>
+              </w:rPr>
+            </w:pPr>
+            <w:r>
+              <w:rPr>
+                <w:rFonts w:hint="eastAsia"/>
+              </w:rPr>
+              <w:t>1</w:t>
+            </w:r>
+          </w:p>
+        </w:tc>
+        <w:tc>
+          <w:tcPr>
+            <w:tcW w:w="2074" w:type="dxa"/>
+          </w:tcPr>
+          <w:p>
+            <w:pPr>
+              <w:rPr>
+                <w:rFonts w:hint="eastAsia"/>
+              </w:rPr>
+            </w:pPr>
+            <w:r>
+              <w:rPr>
+                <w:rFonts w:hint="eastAsia"/>
+              </w:rPr>
+              <w:t>0</w:t>
+            </w:r>
+          </w:p>
+        </w:tc>
+        <w:tc>
+          <w:tcPr>
+            <w:tcW w:w="2074" w:type="dxa"/>
+          </w:tcPr>
+          <w:p>
+            <w:pPr>
+              <w:rPr>
+                <w:rFonts w:hint="eastAsia"/>
+              </w:rPr>
+            </w:pPr>
+            <w:r>
+              <w:rPr>
+                <w:rFonts w:hint="eastAsia"/>
+              </w:rPr>
+              <w:t>0</w:t>
+            </w:r>
+          </w:p>
+        </w:tc>
+      </w:tr>
+      <w:tr>
+        <w:tc>
+          <w:tcPr>
+            <w:tcW w:w="2074" w:type="dxa"/>
+          </w:tcPr>
+          <w:p>
+            <w:pPr>
+              <w:rPr>
+                <w:rFonts w:hint="eastAsia"/>
+              </w:rPr>
+            </w:pPr>
+            <w:r>
+              <w:rPr>
+                <w:rFonts w:hint="eastAsia"/>
+              </w:rPr>
+              <w:t>1</w:t>
+            </w:r>
+          </w:p>
+        </w:tc>
+        <w:tc>
+          <w:tcPr>
+            <w:tcW w:w="2074" w:type="dxa"/>
+          </w:tcPr>
+          <w:p>
+            <w:pPr>
+              <w:rPr>
+                <w:rFonts w:hint="eastAsia"/>
+              </w:rPr>
+            </w:pPr>
+            <w:r>
+              <w:rPr>
+                <w:rFonts w:hint="eastAsia"/>
+              </w:rPr>
+              <w:t>1</w:t>
+            </w:r>
+          </w:p>
+        </w:tc>
+        <w:tc>
+          <w:tcPr>
+            <w:tcW w:w="2074" w:type="dxa"/>
+          </w:tcPr>
+          <w:p>
+            <w:pPr>
+              <w:rPr>
+                <w:rFonts w:hint="eastAsia"/>
+              </w:rPr>
+            </w:pPr>
+            <w:r>
+              <w:rPr>
+                <w:rFonts w:hint="eastAsia"/>
+              </w:rPr>
+              <w:t>1</w:t>
+            </w:r>
+          </w:p>
+        </w:tc>
+      </w:tr>
+    </w:tbl>
+    <w:p>
+      <w:pPr>
+        <w:rPr>
+          <w:rFonts w:hint="eastAsia"/>
+        </w:rPr>
+      </w:pPr>
+    </w:p>
+    <w:p>
+      <w:pPr>
+        <w:rPr>
+          <w:rFonts w:hint="eastAsia"/>
+        </w:rPr>
+      </w:pPr>
+      <w:r>
+        <w:rPr>
+          <w:rFonts w:hint="eastAsia"/>
+        </w:rPr>
+        <w:t xml:space="preserve">  简化表达式</w:t>
+      </w:r>
+    </w:p>
+    <w:p>
+      <w:pPr>
+        <w:rPr>
+          <w:rFonts w:hint="eastAsia"/>
+        </w:rPr>
+      </w:pPr>
+      <w:r>
+        <w:rPr>
+          <w:rFonts w:hint="eastAsia"/>
+        </w:rPr>
+        <w:t xml:space="preserve">  </w:t>
+      </w:r>
+      <w:r>
+        <w:rPr>
+          <w:rFonts w:hint="eastAsia"/>
+        </w:rPr>
+        <w:t>WE</w:t>
+      </w:r>
+      <w:r>
+        <w:rPr>
+          <w:rFonts w:hint="eastAsia"/>
+        </w:rPr>
+        <w:t>=1: Q = D     (透明模式)</w:t>
+      </w:r>
+    </w:p>
+    <w:p>
+      <w:r>
+        <w:rPr>
+          <w:rFonts w:hint="eastAsia"/>
+        </w:rPr>
+        <w:t xml:space="preserve">  </w:t>
+      </w:r>
+      <w:r>
+        <w:rPr>
+          <w:rFonts w:hint="eastAsia"/>
+        </w:rPr>
+        <w:t>WE</w:t>
+      </w:r>
+      <w:r>
+        <w:rPr>
+          <w:rFonts w:hint="eastAsia"/>
+        </w:rPr>
+        <w:t>=0: Q = Q_前  (锁存模式)</w:t>
+      </w:r>
+    </w:p>
+    <w:p>
+      <w:r>
+        <w:rPr>
+          <w:rFonts w:hint="eastAsia"/>
+        </w:rPr>
+        <w:lastRenderedPageBreak/>
+        <w:t>F3.7.4</w:t>
+      </w:r>
+    </w:p>
+    <w:p>
+      <w:pPr>
+        <w:rPr>
+          <w:rFonts w:hint="eastAsia"/>
+        </w:rPr>
+      </w:pPr>
+      <w:r>
+        <w:drawing>
+          <wp:inline distT="0" distB="0" distL="0" distR="0" wp14:anchorId="404FB3CA" wp14:editId="4596499A">
+            <wp:extent cx="5274310" cy="913765"/>
+            <wp:effectExtent l="0" t="0" r="2540" b="635"/>
+            <wp:docPr id="1113954538" name="图片 1"/>
+            <wp:cNvGraphicFramePr>
+              <a:graphicFrameLocks xmlns:a="http://schemas.openxmlformats.org/drawingml/2006/main" noChangeAspect="1"/>
+            </wp:cNvGraphicFramePr>
+            <a:graphic xmlns:a="http://schemas.openxmlformats.org/drawingml/2006/main">
+              <a:graphicData uri="http://schemas.openxmlformats.org/drawingml/2006/picture">
+                <pic:pic xmlns:pic="http://schemas.openxmlformats.org/drawingml/2006/picture">
+                  <pic:nvPicPr>
+                    <pic:cNvPr id="1113954538" name=""/>
+                    <pic:cNvPicPr/>
+                  </pic:nvPicPr>
+                  <pic:blipFill>
+                    <a:blip r:embed="rId17"/>
+                    <a:stretch>
+                      <a:fillRect/>
+                    </a:stretch>
+                  </pic:blipFill>
+                  <pic:spPr>
+                    <a:xfrm>
+                      <a:off x="0" y="0"/>
+                      <a:ext cx="5274310" cy="913765"/>
+                    </a:xfrm>
+                    <a:prstGeom prst="rect">
+                      <a:avLst/>
+                    </a:prstGeom>
+                  </pic:spPr>
+                </pic:pic>
+              </a:graphicData>
+            </a:graphic>
+          </wp:inline>
+        </w:drawing>
+      </w:r>
     </w:p>
     <w:sectPr>
       <w:pgSz w:w="11906" w:h="16838"/>
@@ -750,6 +1673,7 @@
   <w:style w:type="character" w:default="1" w:styleId="a0">
     <w:name w:val="Default Paragraph Font"/>
     <w:uiPriority w:val="1"/>
+    <w:semiHidden/>
     <w:unhideWhenUsed/>
   </w:style>
   <w:style w:type="table" w:default="1" w:styleId="a1">
@@ -1067,6 +1991,22 @@
       <w:color w:val="0F4761" w:themeColor="accent1" w:themeShade="BF"/>
       <w:spacing w:val="5"/>
     </w:rPr>
+  </w:style>
+  <w:style w:type="table" w:styleId="ae">
+    <w:name w:val="Table Grid"/>
+    <w:basedOn w:val="a1"/>
+    <w:uiPriority w:val="39"/>
+    <w:rsid w:val="002423E3"/>
+    <w:tblPr>
+      <w:tblBorders>
+        <w:top w:val="single" w:sz="4" w:space="0" w:color="auto"/>
+        <w:left w:val="single" w:sz="4" w:space="0" w:color="auto"/>
+        <w:bottom w:val="single" w:sz="4" w:space="0" w:color="auto"/>
+        <w:right w:val="single" w:sz="4" w:space="0" w:color="auto"/>
+        <w:insideH w:val="single" w:sz="4" w:space="0" w:color="auto"/>
+        <w:insideV w:val="single" w:sz="4" w:space="0" w:color="auto"/>
+      </w:tblBorders>
+    </w:tblPr>
   </w:style>
 </w:styles>
 </file>

--- a/F/F3/F3.7/F3.7.docx
+++ b/F/F3/F3.7/F3.7.docx
@@ -16,7 +16,15 @@
       </w:r>
     </w:p>
     <w:p>
-      <w:r>
+      <w:pPr>
+        <w:rPr>
+          <w:rFonts w:hint="eastAsia"/>
+        </w:rPr>
+      </w:pPr>
+      <w:r>
+        <w:rPr>
+          <w:noProof/>
+        </w:rPr>
         <w:drawing>
           <wp:inline distT="0" distB="0" distL="0" distR="0" wp14:anchorId="5BD7F220" wp14:editId="1CF5B54F">
             <wp:extent cx="5274310" cy="1759585"/>
@@ -55,7 +63,15 @@
       </w:r>
     </w:p>
     <w:p>
-      <w:r>
+      <w:pPr>
+        <w:rPr>
+          <w:rFonts w:hint="eastAsia"/>
+        </w:rPr>
+      </w:pPr>
+      <w:r>
+        <w:rPr>
+          <w:noProof/>
+        </w:rPr>
         <w:drawing>
           <wp:inline distT="0" distB="0" distL="0" distR="0" wp14:anchorId="301F3C23" wp14:editId="7B183FAB">
             <wp:extent cx="4301586" cy="1871133"/>
@@ -94,7 +110,15 @@
       </w:r>
     </w:p>
     <w:p>
-      <w:r>
+      <w:pPr>
+        <w:rPr>
+          <w:rFonts w:hint="eastAsia"/>
+        </w:rPr>
+      </w:pPr>
+      <w:r>
+        <w:rPr>
+          <w:noProof/>
+        </w:rPr>
         <w:drawing>
           <wp:inline distT="0" distB="0" distL="0" distR="0" wp14:anchorId="7157A63B" wp14:editId="4B3C1BAA">
             <wp:extent cx="4267200" cy="1851949"/>
@@ -133,7 +157,15 @@
       </w:r>
     </w:p>
     <w:p>
-      <w:r>
+      <w:pPr>
+        <w:rPr>
+          <w:rFonts w:hint="eastAsia"/>
+        </w:rPr>
+      </w:pPr>
+      <w:r>
+        <w:rPr>
+          <w:noProof/>
+        </w:rPr>
         <w:drawing>
           <wp:inline distT="0" distB="0" distL="0" distR="0" wp14:anchorId="0B45EC17" wp14:editId="29C8C8C2">
             <wp:extent cx="4292600" cy="1847547"/>
@@ -171,11 +203,40 @@
         </w:drawing>
       </w:r>
     </w:p>
-    <w:p/>
-    <w:p/>
-    <w:p/>
-    <w:p/>
-    <w:p>
+    <w:p>
+      <w:pPr>
+        <w:rPr>
+          <w:rFonts w:hint="eastAsia"/>
+        </w:rPr>
+      </w:pPr>
+    </w:p>
+    <w:p>
+      <w:pPr>
+        <w:rPr>
+          <w:rFonts w:hint="eastAsia"/>
+        </w:rPr>
+      </w:pPr>
+    </w:p>
+    <w:p>
+      <w:pPr>
+        <w:rPr>
+          <w:rFonts w:hint="eastAsia"/>
+        </w:rPr>
+      </w:pPr>
+    </w:p>
+    <w:p>
+      <w:pPr>
+        <w:rPr>
+          <w:rFonts w:hint="eastAsia"/>
+        </w:rPr>
+      </w:pPr>
+    </w:p>
+    <w:p>
+      <w:pPr>
+        <w:rPr>
+          <w:rFonts w:hint="eastAsia"/>
+        </w:rPr>
+      </w:pPr>
       <w:r>
         <w:rPr>
           <w:rFonts w:hint="eastAsia"/>
@@ -185,7 +246,15 @@
       </w:r>
     </w:p>
     <w:p>
-      <w:r>
+      <w:pPr>
+        <w:rPr>
+          <w:rFonts w:hint="eastAsia"/>
+        </w:rPr>
+      </w:pPr>
+      <w:r>
+        <w:rPr>
+          <w:noProof/>
+        </w:rPr>
         <w:drawing>
           <wp:inline distT="0" distB="0" distL="0" distR="0" wp14:anchorId="5C3B5945" wp14:editId="049CC0B9">
             <wp:extent cx="5274310" cy="1074420"/>
@@ -224,7 +293,15 @@
       </w:r>
     </w:p>
     <w:p>
-      <w:r>
+      <w:pPr>
+        <w:rPr>
+          <w:rFonts w:hint="eastAsia"/>
+        </w:rPr>
+      </w:pPr>
+      <w:r>
+        <w:rPr>
+          <w:noProof/>
+        </w:rPr>
         <w:drawing>
           <wp:inline distT="0" distB="0" distL="0" distR="0" wp14:anchorId="329F4BB8" wp14:editId="0589D702">
             <wp:extent cx="2751667" cy="2016403"/>
@@ -269,6 +346,9 @@
         </w:rPr>
       </w:pPr>
       <w:r>
+        <w:rPr>
+          <w:noProof/>
+        </w:rPr>
         <w:drawing>
           <wp:inline distT="0" distB="0" distL="0" distR="0" wp14:anchorId="7C578A20" wp14:editId="21F57E9C">
             <wp:extent cx="3327400" cy="1773064"/>
@@ -314,7 +394,15 @@
       </w:pPr>
     </w:p>
     <w:p>
-      <w:r>
+      <w:pPr>
+        <w:rPr>
+          <w:rFonts w:hint="eastAsia"/>
+        </w:rPr>
+      </w:pPr>
+      <w:r>
+        <w:rPr>
+          <w:noProof/>
+        </w:rPr>
         <w:drawing>
           <wp:inline distT="0" distB="0" distL="0" distR="0" wp14:anchorId="132E8216" wp14:editId="2E15C6AC">
             <wp:extent cx="5274310" cy="2221230"/>
@@ -353,7 +441,15 @@
       </w:r>
     </w:p>
     <w:p>
-      <w:r>
+      <w:pPr>
+        <w:rPr>
+          <w:rFonts w:hint="eastAsia"/>
+        </w:rPr>
+      </w:pPr>
+      <w:r>
+        <w:rPr>
+          <w:noProof/>
+        </w:rPr>
         <w:lastRenderedPageBreak/>
         <w:drawing>
           <wp:inline distT="0" distB="0" distL="0" distR="0" wp14:anchorId="26085653" wp14:editId="465686B8">
@@ -393,7 +489,15 @@
       </w:r>
     </w:p>
     <w:p>
-      <w:r>
+      <w:pPr>
+        <w:rPr>
+          <w:rFonts w:hint="eastAsia"/>
+        </w:rPr>
+      </w:pPr>
+      <w:r>
+        <w:rPr>
+          <w:noProof/>
+        </w:rPr>
         <w:drawing>
           <wp:inline distT="0" distB="0" distL="0" distR="0" wp14:anchorId="16E1B6B6" wp14:editId="7205AF75">
             <wp:extent cx="3996267" cy="1730494"/>
@@ -432,7 +536,15 @@
       </w:r>
     </w:p>
     <w:p>
-      <w:r>
+      <w:pPr>
+        <w:rPr>
+          <w:rFonts w:hint="eastAsia"/>
+        </w:rPr>
+      </w:pPr>
+      <w:r>
+        <w:rPr>
+          <w:noProof/>
+        </w:rPr>
         <w:drawing>
           <wp:inline distT="0" distB="0" distL="0" distR="0" wp14:anchorId="5573D72F" wp14:editId="7FD8CFBD">
             <wp:extent cx="4047067" cy="1805734"/>
@@ -471,6 +583,11 @@
       </w:r>
     </w:p>
     <w:p>
+      <w:pPr>
+        <w:rPr>
+          <w:rFonts w:hint="eastAsia"/>
+        </w:rPr>
+      </w:pPr>
       <w:r>
         <w:rPr>
           <w:rFonts w:hint="eastAsia"/>
@@ -479,7 +596,15 @@
       </w:r>
     </w:p>
     <w:p>
-      <w:r>
+      <w:pPr>
+        <w:rPr>
+          <w:rFonts w:hint="eastAsia"/>
+        </w:rPr>
+      </w:pPr>
+      <w:r>
+        <w:rPr>
+          <w:noProof/>
+        </w:rPr>
         <w:drawing>
           <wp:inline distT="0" distB="0" distL="0" distR="0" wp14:anchorId="168D70E1" wp14:editId="2CAAE86E">
             <wp:extent cx="2963333" cy="817004"/>
@@ -852,42 +977,28 @@
         <w:rPr>
           <w:rFonts w:hint="eastAsia"/>
         </w:rPr>
-        <w:t xml:space="preserve">  </w:t>
-      </w:r>
-      <w:r>
-        <w:rPr>
-          <w:rFonts w:hint="eastAsia"/>
-        </w:rPr>
-        <w:t>WE</w:t>
-      </w:r>
-      <w:r>
-        <w:rPr>
-          <w:rFonts w:hint="eastAsia"/>
-        </w:rPr>
-        <w:t>=1: Q = D     (透明模式)</w:t>
-      </w:r>
-    </w:p>
-    <w:p>
-      <w:r>
-        <w:rPr>
-          <w:rFonts w:hint="eastAsia"/>
-        </w:rPr>
-        <w:t xml:space="preserve">  </w:t>
-      </w:r>
-      <w:r>
-        <w:rPr>
-          <w:rFonts w:hint="eastAsia"/>
-        </w:rPr>
-        <w:t>WE</w:t>
-      </w:r>
-      <w:r>
-        <w:rPr>
-          <w:rFonts w:hint="eastAsia"/>
-        </w:rPr>
-        <w:t>=0: Q = Q_前  (锁存模式)</w:t>
-      </w:r>
-    </w:p>
-    <w:p>
+        <w:t xml:space="preserve">  WE=1: Q = D     (透明模式)</w:t>
+      </w:r>
+    </w:p>
+    <w:p>
+      <w:pPr>
+        <w:rPr>
+          <w:rFonts w:hint="eastAsia"/>
+        </w:rPr>
+      </w:pPr>
+      <w:r>
+        <w:rPr>
+          <w:rFonts w:hint="eastAsia"/>
+        </w:rPr>
+        <w:t xml:space="preserve">  WE=0: Q = Q_前  (锁存模式)</w:t>
+      </w:r>
+    </w:p>
+    <w:p>
+      <w:pPr>
+        <w:rPr>
+          <w:rFonts w:hint="eastAsia"/>
+        </w:rPr>
+      </w:pPr>
       <w:r>
         <w:rPr>
           <w:rFonts w:hint="eastAsia"/>
@@ -897,12 +1008,10 @@
       </w:r>
     </w:p>
     <w:p>
-      <w:pPr>
-        <w:rPr>
-          <w:rFonts w:hint="eastAsia"/>
-        </w:rPr>
-      </w:pPr>
-      <w:r>
+      <w:r>
+        <w:rPr>
+          <w:noProof/>
+        </w:rPr>
         <w:drawing>
           <wp:inline distT="0" distB="0" distL="0" distR="0" wp14:anchorId="404FB3CA" wp14:editId="4596499A">
             <wp:extent cx="5274310" cy="913765"/>
@@ -939,6 +1048,1997 @@
           </wp:inline>
         </w:drawing>
       </w:r>
+    </w:p>
+    <w:p>
+      <w:r>
+        <w:drawing>
+          <wp:inline distT="0" distB="0" distL="0" distR="0" wp14:anchorId="29253E79" wp14:editId="09E4F38F">
+            <wp:extent cx="5274310" cy="1300480"/>
+            <wp:effectExtent l="0" t="0" r="2540" b="0"/>
+            <wp:docPr id="2092276976" name="图片 1"/>
+            <wp:cNvGraphicFramePr>
+              <a:graphicFrameLocks xmlns:a="http://schemas.openxmlformats.org/drawingml/2006/main" noChangeAspect="1"/>
+            </wp:cNvGraphicFramePr>
+            <a:graphic xmlns:a="http://schemas.openxmlformats.org/drawingml/2006/main">
+              <a:graphicData uri="http://schemas.openxmlformats.org/drawingml/2006/picture">
+                <pic:pic xmlns:pic="http://schemas.openxmlformats.org/drawingml/2006/picture">
+                  <pic:nvPicPr>
+                    <pic:cNvPr id="2092276976" name=""/>
+                    <pic:cNvPicPr/>
+                  </pic:nvPicPr>
+                  <pic:blipFill>
+                    <a:blip r:embed="rId18"/>
+                    <a:stretch>
+                      <a:fillRect/>
+                    </a:stretch>
+                  </pic:blipFill>
+                  <pic:spPr>
+                    <a:xfrm>
+                      <a:off x="0" y="0"/>
+                      <a:ext cx="5274310" cy="1300480"/>
+                    </a:xfrm>
+                    <a:prstGeom prst="rect">
+                      <a:avLst/>
+                    </a:prstGeom>
+                  </pic:spPr>
+                </pic:pic>
+              </a:graphicData>
+            </a:graphic>
+          </wp:inline>
+        </w:drawing>
+      </w:r>
+    </w:p>
+    <w:p>
+      <w:pPr>
+        <w:rPr>
+          <w:rFonts w:hint="eastAsia"/>
+        </w:rPr>
+      </w:pPr>
+      <w:r>
+        <w:drawing>
+          <wp:inline distT="0" distB="0" distL="0" distR="0" wp14:anchorId="5335A3E5" wp14:editId="6F8A397B">
+            <wp:extent cx="5274310" cy="1158240"/>
+            <wp:effectExtent l="0" t="0" r="2540" b="3810"/>
+            <wp:docPr id="385338782" name="图片 1"/>
+            <wp:cNvGraphicFramePr>
+              <a:graphicFrameLocks xmlns:a="http://schemas.openxmlformats.org/drawingml/2006/main" noChangeAspect="1"/>
+            </wp:cNvGraphicFramePr>
+            <a:graphic xmlns:a="http://schemas.openxmlformats.org/drawingml/2006/main">
+              <a:graphicData uri="http://schemas.openxmlformats.org/drawingml/2006/picture">
+                <pic:pic xmlns:pic="http://schemas.openxmlformats.org/drawingml/2006/picture">
+                  <pic:nvPicPr>
+                    <pic:cNvPr id="385338782" name=""/>
+                    <pic:cNvPicPr/>
+                  </pic:nvPicPr>
+                  <pic:blipFill>
+                    <a:blip r:embed="rId19"/>
+                    <a:stretch>
+                      <a:fillRect/>
+                    </a:stretch>
+                  </pic:blipFill>
+                  <pic:spPr>
+                    <a:xfrm>
+                      <a:off x="0" y="0"/>
+                      <a:ext cx="5274310" cy="1158240"/>
+                    </a:xfrm>
+                    <a:prstGeom prst="rect">
+                      <a:avLst/>
+                    </a:prstGeom>
+                  </pic:spPr>
+                </pic:pic>
+              </a:graphicData>
+            </a:graphic>
+          </wp:inline>
+        </w:drawing>
+      </w:r>
+    </w:p>
+    <w:p>
+      <w:r>
+        <w:drawing>
+          <wp:inline distT="0" distB="0" distL="0" distR="0" wp14:anchorId="1811E317" wp14:editId="63C4F55C">
+            <wp:extent cx="5274310" cy="1260475"/>
+            <wp:effectExtent l="0" t="0" r="2540" b="0"/>
+            <wp:docPr id="572762857" name="图片 1"/>
+            <wp:cNvGraphicFramePr>
+              <a:graphicFrameLocks xmlns:a="http://schemas.openxmlformats.org/drawingml/2006/main" noChangeAspect="1"/>
+            </wp:cNvGraphicFramePr>
+            <a:graphic xmlns:a="http://schemas.openxmlformats.org/drawingml/2006/main">
+              <a:graphicData uri="http://schemas.openxmlformats.org/drawingml/2006/picture">
+                <pic:pic xmlns:pic="http://schemas.openxmlformats.org/drawingml/2006/picture">
+                  <pic:nvPicPr>
+                    <pic:cNvPr id="572762857" name=""/>
+                    <pic:cNvPicPr/>
+                  </pic:nvPicPr>
+                  <pic:blipFill>
+                    <a:blip r:embed="rId20"/>
+                    <a:stretch>
+                      <a:fillRect/>
+                    </a:stretch>
+                  </pic:blipFill>
+                  <pic:spPr>
+                    <a:xfrm>
+                      <a:off x="0" y="0"/>
+                      <a:ext cx="5274310" cy="1260475"/>
+                    </a:xfrm>
+                    <a:prstGeom prst="rect">
+                      <a:avLst/>
+                    </a:prstGeom>
+                  </pic:spPr>
+                </pic:pic>
+              </a:graphicData>
+            </a:graphic>
+          </wp:inline>
+        </w:drawing>
+      </w:r>
+    </w:p>
+    <w:p>
+      <w:r>
+        <w:drawing>
+          <wp:inline distT="0" distB="0" distL="0" distR="0" wp14:anchorId="273D8594" wp14:editId="25FEC0F0">
+            <wp:extent cx="5274310" cy="1252855"/>
+            <wp:effectExtent l="0" t="0" r="2540" b="4445"/>
+            <wp:docPr id="1356660727" name="图片 1"/>
+            <wp:cNvGraphicFramePr>
+              <a:graphicFrameLocks xmlns:a="http://schemas.openxmlformats.org/drawingml/2006/main" noChangeAspect="1"/>
+            </wp:cNvGraphicFramePr>
+            <a:graphic xmlns:a="http://schemas.openxmlformats.org/drawingml/2006/main">
+              <a:graphicData uri="http://schemas.openxmlformats.org/drawingml/2006/picture">
+                <pic:pic xmlns:pic="http://schemas.openxmlformats.org/drawingml/2006/picture">
+                  <pic:nvPicPr>
+                    <pic:cNvPr id="1356660727" name=""/>
+                    <pic:cNvPicPr/>
+                  </pic:nvPicPr>
+                  <pic:blipFill>
+                    <a:blip r:embed="rId21"/>
+                    <a:stretch>
+                      <a:fillRect/>
+                    </a:stretch>
+                  </pic:blipFill>
+                  <pic:spPr>
+                    <a:xfrm>
+                      <a:off x="0" y="0"/>
+                      <a:ext cx="5274310" cy="1252855"/>
+                    </a:xfrm>
+                    <a:prstGeom prst="rect">
+                      <a:avLst/>
+                    </a:prstGeom>
+                  </pic:spPr>
+                </pic:pic>
+              </a:graphicData>
+            </a:graphic>
+          </wp:inline>
+        </w:drawing>
+      </w:r>
+    </w:p>
+    <w:p/>
+    <w:p/>
+    <w:p/>
+    <w:p/>
+    <w:p/>
+    <w:p/>
+    <w:p/>
+    <w:p/>
+    <w:p/>
+    <w:p/>
+    <w:p/>
+    <w:p>
+      <w:pPr>
+        <w:rPr>
+          <w:rFonts w:hint="eastAsia"/>
+        </w:rPr>
+      </w:pPr>
+      <w:r>
+        <w:rPr>
+          <w:rFonts w:hint="eastAsia"/>
+        </w:rPr>
+        <w:lastRenderedPageBreak/>
+        <w:t>F3.7.5</w:t>
+      </w:r>
+    </w:p>
+    <w:p>
+      <w:r>
+        <w:drawing>
+          <wp:inline distT="0" distB="0" distL="0" distR="0" wp14:anchorId="4B9D67A2" wp14:editId="6344822F">
+            <wp:extent cx="5274310" cy="1047750"/>
+            <wp:effectExtent l="0" t="0" r="2540" b="0"/>
+            <wp:docPr id="605365306" name="图片 1"/>
+            <wp:cNvGraphicFramePr>
+              <a:graphicFrameLocks xmlns:a="http://schemas.openxmlformats.org/drawingml/2006/main" noChangeAspect="1"/>
+            </wp:cNvGraphicFramePr>
+            <a:graphic xmlns:a="http://schemas.openxmlformats.org/drawingml/2006/main">
+              <a:graphicData uri="http://schemas.openxmlformats.org/drawingml/2006/picture">
+                <pic:pic xmlns:pic="http://schemas.openxmlformats.org/drawingml/2006/picture">
+                  <pic:nvPicPr>
+                    <pic:cNvPr id="605365306" name=""/>
+                    <pic:cNvPicPr/>
+                  </pic:nvPicPr>
+                  <pic:blipFill>
+                    <a:blip r:embed="rId22"/>
+                    <a:stretch>
+                      <a:fillRect/>
+                    </a:stretch>
+                  </pic:blipFill>
+                  <pic:spPr>
+                    <a:xfrm>
+                      <a:off x="0" y="0"/>
+                      <a:ext cx="5274310" cy="1047750"/>
+                    </a:xfrm>
+                    <a:prstGeom prst="rect">
+                      <a:avLst/>
+                    </a:prstGeom>
+                  </pic:spPr>
+                </pic:pic>
+              </a:graphicData>
+            </a:graphic>
+          </wp:inline>
+        </w:drawing>
+      </w:r>
+    </w:p>
+    <w:p>
+      <w:r>
+        <w:rPr>
+          <w:rFonts w:hint="eastAsia"/>
+        </w:rPr>
+        <w:t>真值表</w:t>
+      </w:r>
+    </w:p>
+    <w:tbl>
+      <w:tblPr>
+        <w:tblStyle w:val="ae"/>
+        <w:tblW w:w="0" w:type="auto"/>
+        <w:tblLook w:val="04A0" w:firstRow="1" w:lastRow="0" w:firstColumn="1" w:lastColumn="0" w:noHBand="0" w:noVBand="1"/>
+      </w:tblPr>
+      <w:tblGrid>
+        <w:gridCol w:w="1382"/>
+        <w:gridCol w:w="1382"/>
+        <w:gridCol w:w="1383"/>
+        <w:gridCol w:w="1383"/>
+        <w:gridCol w:w="1383"/>
+        <w:gridCol w:w="1383"/>
+      </w:tblGrid>
+      <w:tr>
+        <w:tc>
+          <w:tcPr>
+            <w:tcW w:w="1382" w:type="dxa"/>
+          </w:tcPr>
+          <w:p>
+            <w:pPr>
+              <w:rPr>
+                <w:rFonts w:hint="eastAsia"/>
+              </w:rPr>
+            </w:pPr>
+            <w:r>
+              <w:rPr>
+                <w:rFonts w:hint="eastAsia"/>
+              </w:rPr>
+              <w:t>RST</w:t>
+            </w:r>
+          </w:p>
+        </w:tc>
+        <w:tc>
+          <w:tcPr>
+            <w:tcW w:w="1382" w:type="dxa"/>
+          </w:tcPr>
+          <w:p>
+            <w:pPr>
+              <w:rPr>
+                <w:rFonts w:hint="eastAsia"/>
+              </w:rPr>
+            </w:pPr>
+            <w:r>
+              <w:rPr>
+                <w:rFonts w:hint="eastAsia"/>
+              </w:rPr>
+              <w:t>WE</w:t>
+            </w:r>
+          </w:p>
+        </w:tc>
+        <w:tc>
+          <w:tcPr>
+            <w:tcW w:w="1383" w:type="dxa"/>
+          </w:tcPr>
+          <w:p>
+            <w:pPr>
+              <w:rPr>
+                <w:rFonts w:hint="eastAsia"/>
+              </w:rPr>
+            </w:pPr>
+            <w:r>
+              <w:rPr>
+                <w:rFonts w:hint="eastAsia"/>
+              </w:rPr>
+              <w:t>D</w:t>
+            </w:r>
+          </w:p>
+        </w:tc>
+        <w:tc>
+          <w:tcPr>
+            <w:tcW w:w="1383" w:type="dxa"/>
+          </w:tcPr>
+          <w:p>
+            <w:pPr>
+              <w:rPr>
+                <w:rFonts w:hint="eastAsia"/>
+              </w:rPr>
+            </w:pPr>
+            <w:r>
+              <w:rPr>
+                <w:rFonts w:hint="eastAsia"/>
+              </w:rPr>
+              <w:t>S</w:t>
+            </w:r>
+          </w:p>
+        </w:tc>
+        <w:tc>
+          <w:tcPr>
+            <w:tcW w:w="1383" w:type="dxa"/>
+          </w:tcPr>
+          <w:p>
+            <w:pPr>
+              <w:rPr>
+                <w:rFonts w:hint="eastAsia"/>
+              </w:rPr>
+            </w:pPr>
+            <w:r>
+              <w:rPr>
+                <w:rFonts w:hint="eastAsia"/>
+              </w:rPr>
+              <w:t>R</w:t>
+            </w:r>
+          </w:p>
+        </w:tc>
+        <w:tc>
+          <w:tcPr>
+            <w:tcW w:w="1383" w:type="dxa"/>
+          </w:tcPr>
+          <w:p>
+            <w:pPr>
+              <w:rPr>
+                <w:rFonts w:hint="eastAsia"/>
+              </w:rPr>
+            </w:pPr>
+            <w:r>
+              <w:rPr>
+                <w:rFonts w:hint="eastAsia"/>
+              </w:rPr>
+              <w:t>Q</w:t>
+            </w:r>
+          </w:p>
+        </w:tc>
+      </w:tr>
+      <w:tr>
+        <w:tc>
+          <w:tcPr>
+            <w:tcW w:w="1382" w:type="dxa"/>
+          </w:tcPr>
+          <w:p>
+            <w:pPr>
+              <w:rPr>
+                <w:rFonts w:hint="eastAsia"/>
+              </w:rPr>
+            </w:pPr>
+            <w:r>
+              <w:rPr>
+                <w:rFonts w:hint="eastAsia"/>
+              </w:rPr>
+              <w:t>1</w:t>
+            </w:r>
+          </w:p>
+        </w:tc>
+        <w:tc>
+          <w:tcPr>
+            <w:tcW w:w="1382" w:type="dxa"/>
+          </w:tcPr>
+          <w:p>
+            <w:pPr>
+              <w:rPr>
+                <w:rFonts w:hint="eastAsia"/>
+              </w:rPr>
+            </w:pPr>
+            <w:r>
+              <w:rPr>
+                <w:rFonts w:hint="eastAsia"/>
+              </w:rPr>
+              <w:t>X</w:t>
+            </w:r>
+          </w:p>
+        </w:tc>
+        <w:tc>
+          <w:tcPr>
+            <w:tcW w:w="1383" w:type="dxa"/>
+          </w:tcPr>
+          <w:p>
+            <w:pPr>
+              <w:rPr>
+                <w:rFonts w:hint="eastAsia"/>
+              </w:rPr>
+            </w:pPr>
+            <w:r>
+              <w:rPr>
+                <w:rFonts w:hint="eastAsia"/>
+              </w:rPr>
+              <w:t>X</w:t>
+            </w:r>
+          </w:p>
+        </w:tc>
+        <w:tc>
+          <w:tcPr>
+            <w:tcW w:w="1383" w:type="dxa"/>
+          </w:tcPr>
+          <w:p>
+            <w:pPr>
+              <w:rPr>
+                <w:rFonts w:hint="eastAsia"/>
+              </w:rPr>
+            </w:pPr>
+            <w:r>
+              <w:rPr>
+                <w:rFonts w:hint="eastAsia"/>
+              </w:rPr>
+              <w:t>0</w:t>
+            </w:r>
+          </w:p>
+        </w:tc>
+        <w:tc>
+          <w:tcPr>
+            <w:tcW w:w="1383" w:type="dxa"/>
+          </w:tcPr>
+          <w:p>
+            <w:pPr>
+              <w:rPr>
+                <w:rFonts w:hint="eastAsia"/>
+              </w:rPr>
+            </w:pPr>
+            <w:r>
+              <w:rPr>
+                <w:rFonts w:hint="eastAsia"/>
+              </w:rPr>
+              <w:t>1</w:t>
+            </w:r>
+          </w:p>
+        </w:tc>
+        <w:tc>
+          <w:tcPr>
+            <w:tcW w:w="1383" w:type="dxa"/>
+          </w:tcPr>
+          <w:p>
+            <w:pPr>
+              <w:rPr>
+                <w:rFonts w:hint="eastAsia"/>
+              </w:rPr>
+            </w:pPr>
+            <w:r>
+              <w:rPr>
+                <w:rFonts w:hint="eastAsia"/>
+              </w:rPr>
+              <w:t>0</w:t>
+            </w:r>
+          </w:p>
+        </w:tc>
+      </w:tr>
+      <w:tr>
+        <w:tc>
+          <w:tcPr>
+            <w:tcW w:w="1382" w:type="dxa"/>
+          </w:tcPr>
+          <w:p>
+            <w:pPr>
+              <w:rPr>
+                <w:rFonts w:hint="eastAsia"/>
+              </w:rPr>
+            </w:pPr>
+            <w:r>
+              <w:rPr>
+                <w:rFonts w:hint="eastAsia"/>
+              </w:rPr>
+              <w:t>0</w:t>
+            </w:r>
+          </w:p>
+        </w:tc>
+        <w:tc>
+          <w:tcPr>
+            <w:tcW w:w="1382" w:type="dxa"/>
+          </w:tcPr>
+          <w:p>
+            <w:pPr>
+              <w:rPr>
+                <w:rFonts w:hint="eastAsia"/>
+              </w:rPr>
+            </w:pPr>
+            <w:r>
+              <w:rPr>
+                <w:rFonts w:hint="eastAsia"/>
+              </w:rPr>
+              <w:t>0</w:t>
+            </w:r>
+          </w:p>
+        </w:tc>
+        <w:tc>
+          <w:tcPr>
+            <w:tcW w:w="1383" w:type="dxa"/>
+          </w:tcPr>
+          <w:p>
+            <w:pPr>
+              <w:rPr>
+                <w:rFonts w:hint="eastAsia"/>
+              </w:rPr>
+            </w:pPr>
+            <w:r>
+              <w:rPr>
+                <w:rFonts w:hint="eastAsia"/>
+              </w:rPr>
+              <w:t>X</w:t>
+            </w:r>
+          </w:p>
+        </w:tc>
+        <w:tc>
+          <w:tcPr>
+            <w:tcW w:w="1383" w:type="dxa"/>
+          </w:tcPr>
+          <w:p>
+            <w:pPr>
+              <w:rPr>
+                <w:rFonts w:hint="eastAsia"/>
+              </w:rPr>
+            </w:pPr>
+            <w:r>
+              <w:rPr>
+                <w:rFonts w:hint="eastAsia"/>
+              </w:rPr>
+              <w:t>0</w:t>
+            </w:r>
+          </w:p>
+        </w:tc>
+        <w:tc>
+          <w:tcPr>
+            <w:tcW w:w="1383" w:type="dxa"/>
+          </w:tcPr>
+          <w:p>
+            <w:pPr>
+              <w:rPr>
+                <w:rFonts w:hint="eastAsia"/>
+              </w:rPr>
+            </w:pPr>
+            <w:r>
+              <w:rPr>
+                <w:rFonts w:hint="eastAsia"/>
+              </w:rPr>
+              <w:t>0</w:t>
+            </w:r>
+          </w:p>
+        </w:tc>
+        <w:tc>
+          <w:tcPr>
+            <w:tcW w:w="1383" w:type="dxa"/>
+          </w:tcPr>
+          <w:p>
+            <w:pPr>
+              <w:rPr>
+                <w:rFonts w:hint="eastAsia"/>
+              </w:rPr>
+            </w:pPr>
+            <w:r>
+              <w:rPr>
+                <w:rFonts w:hint="eastAsia"/>
+              </w:rPr>
+              <w:t>STAY</w:t>
+            </w:r>
+          </w:p>
+        </w:tc>
+      </w:tr>
+      <w:tr>
+        <w:tc>
+          <w:tcPr>
+            <w:tcW w:w="1382" w:type="dxa"/>
+          </w:tcPr>
+          <w:p>
+            <w:pPr>
+              <w:rPr>
+                <w:rFonts w:hint="eastAsia"/>
+              </w:rPr>
+            </w:pPr>
+            <w:r>
+              <w:rPr>
+                <w:rFonts w:hint="eastAsia"/>
+              </w:rPr>
+              <w:t>0</w:t>
+            </w:r>
+          </w:p>
+        </w:tc>
+        <w:tc>
+          <w:tcPr>
+            <w:tcW w:w="1382" w:type="dxa"/>
+          </w:tcPr>
+          <w:p>
+            <w:pPr>
+              <w:rPr>
+                <w:rFonts w:hint="eastAsia"/>
+              </w:rPr>
+            </w:pPr>
+            <w:r>
+              <w:rPr>
+                <w:rFonts w:hint="eastAsia"/>
+              </w:rPr>
+              <w:t>1</w:t>
+            </w:r>
+          </w:p>
+        </w:tc>
+        <w:tc>
+          <w:tcPr>
+            <w:tcW w:w="1383" w:type="dxa"/>
+          </w:tcPr>
+          <w:p>
+            <w:pPr>
+              <w:rPr>
+                <w:rFonts w:hint="eastAsia"/>
+              </w:rPr>
+            </w:pPr>
+            <w:r>
+              <w:rPr>
+                <w:rFonts w:hint="eastAsia"/>
+              </w:rPr>
+              <w:t>0</w:t>
+            </w:r>
+          </w:p>
+        </w:tc>
+        <w:tc>
+          <w:tcPr>
+            <w:tcW w:w="1383" w:type="dxa"/>
+          </w:tcPr>
+          <w:p>
+            <w:pPr>
+              <w:rPr>
+                <w:rFonts w:hint="eastAsia"/>
+              </w:rPr>
+            </w:pPr>
+            <w:r>
+              <w:rPr>
+                <w:rFonts w:hint="eastAsia"/>
+              </w:rPr>
+              <w:t>0</w:t>
+            </w:r>
+          </w:p>
+        </w:tc>
+        <w:tc>
+          <w:tcPr>
+            <w:tcW w:w="1383" w:type="dxa"/>
+          </w:tcPr>
+          <w:p>
+            <w:pPr>
+              <w:rPr>
+                <w:rFonts w:hint="eastAsia"/>
+              </w:rPr>
+            </w:pPr>
+            <w:r>
+              <w:rPr>
+                <w:rFonts w:hint="eastAsia"/>
+              </w:rPr>
+              <w:t>1</w:t>
+            </w:r>
+          </w:p>
+        </w:tc>
+        <w:tc>
+          <w:tcPr>
+            <w:tcW w:w="1383" w:type="dxa"/>
+          </w:tcPr>
+          <w:p>
+            <w:pPr>
+              <w:rPr>
+                <w:rFonts w:hint="eastAsia"/>
+              </w:rPr>
+            </w:pPr>
+            <w:r>
+              <w:rPr>
+                <w:rFonts w:hint="eastAsia"/>
+              </w:rPr>
+              <w:t>0</w:t>
+            </w:r>
+          </w:p>
+        </w:tc>
+      </w:tr>
+      <w:tr>
+        <w:tc>
+          <w:tcPr>
+            <w:tcW w:w="1382" w:type="dxa"/>
+          </w:tcPr>
+          <w:p>
+            <w:pPr>
+              <w:rPr>
+                <w:rFonts w:hint="eastAsia"/>
+              </w:rPr>
+            </w:pPr>
+            <w:r>
+              <w:rPr>
+                <w:rFonts w:hint="eastAsia"/>
+              </w:rPr>
+              <w:t>0</w:t>
+            </w:r>
+          </w:p>
+        </w:tc>
+        <w:tc>
+          <w:tcPr>
+            <w:tcW w:w="1382" w:type="dxa"/>
+          </w:tcPr>
+          <w:p>
+            <w:pPr>
+              <w:rPr>
+                <w:rFonts w:hint="eastAsia"/>
+              </w:rPr>
+            </w:pPr>
+            <w:r>
+              <w:rPr>
+                <w:rFonts w:hint="eastAsia"/>
+              </w:rPr>
+              <w:t>1</w:t>
+            </w:r>
+          </w:p>
+        </w:tc>
+        <w:tc>
+          <w:tcPr>
+            <w:tcW w:w="1383" w:type="dxa"/>
+          </w:tcPr>
+          <w:p>
+            <w:pPr>
+              <w:rPr>
+                <w:rFonts w:hint="eastAsia"/>
+              </w:rPr>
+            </w:pPr>
+            <w:r>
+              <w:rPr>
+                <w:rFonts w:hint="eastAsia"/>
+              </w:rPr>
+              <w:t>1</w:t>
+            </w:r>
+          </w:p>
+        </w:tc>
+        <w:tc>
+          <w:tcPr>
+            <w:tcW w:w="1383" w:type="dxa"/>
+          </w:tcPr>
+          <w:p>
+            <w:pPr>
+              <w:rPr>
+                <w:rFonts w:hint="eastAsia"/>
+              </w:rPr>
+            </w:pPr>
+            <w:r>
+              <w:rPr>
+                <w:rFonts w:hint="eastAsia"/>
+              </w:rPr>
+              <w:t>1</w:t>
+            </w:r>
+          </w:p>
+        </w:tc>
+        <w:tc>
+          <w:tcPr>
+            <w:tcW w:w="1383" w:type="dxa"/>
+          </w:tcPr>
+          <w:p>
+            <w:pPr>
+              <w:rPr>
+                <w:rFonts w:hint="eastAsia"/>
+              </w:rPr>
+            </w:pPr>
+            <w:r>
+              <w:rPr>
+                <w:rFonts w:hint="eastAsia"/>
+              </w:rPr>
+              <w:t>0</w:t>
+            </w:r>
+          </w:p>
+        </w:tc>
+        <w:tc>
+          <w:tcPr>
+            <w:tcW w:w="1383" w:type="dxa"/>
+          </w:tcPr>
+          <w:p>
+            <w:pPr>
+              <w:rPr>
+                <w:rFonts w:hint="eastAsia"/>
+              </w:rPr>
+            </w:pPr>
+            <w:r>
+              <w:rPr>
+                <w:rFonts w:hint="eastAsia"/>
+              </w:rPr>
+              <w:t>1</w:t>
+            </w:r>
+          </w:p>
+        </w:tc>
+      </w:tr>
+    </w:tbl>
+    <w:p>
+      <w:pPr>
+        <w:rPr>
+          <w:rFonts w:hint="eastAsia"/>
+        </w:rPr>
+      </w:pPr>
+    </w:p>
+    <w:p>
+      <w:r>
+        <w:drawing>
+          <wp:inline distT="0" distB="0" distL="0" distR="0" wp14:anchorId="54ECF44F" wp14:editId="4D4C0DB7">
+            <wp:extent cx="5274310" cy="1476375"/>
+            <wp:effectExtent l="0" t="0" r="2540" b="9525"/>
+            <wp:docPr id="680329941" name="图片 1"/>
+            <wp:cNvGraphicFramePr>
+              <a:graphicFrameLocks xmlns:a="http://schemas.openxmlformats.org/drawingml/2006/main" noChangeAspect="1"/>
+            </wp:cNvGraphicFramePr>
+            <a:graphic xmlns:a="http://schemas.openxmlformats.org/drawingml/2006/main">
+              <a:graphicData uri="http://schemas.openxmlformats.org/drawingml/2006/picture">
+                <pic:pic xmlns:pic="http://schemas.openxmlformats.org/drawingml/2006/picture">
+                  <pic:nvPicPr>
+                    <pic:cNvPr id="680329941" name=""/>
+                    <pic:cNvPicPr/>
+                  </pic:nvPicPr>
+                  <pic:blipFill>
+                    <a:blip r:embed="rId23"/>
+                    <a:stretch>
+                      <a:fillRect/>
+                    </a:stretch>
+                  </pic:blipFill>
+                  <pic:spPr>
+                    <a:xfrm>
+                      <a:off x="0" y="0"/>
+                      <a:ext cx="5274310" cy="1476375"/>
+                    </a:xfrm>
+                    <a:prstGeom prst="rect">
+                      <a:avLst/>
+                    </a:prstGeom>
+                  </pic:spPr>
+                </pic:pic>
+              </a:graphicData>
+            </a:graphic>
+          </wp:inline>
+        </w:drawing>
+      </w:r>
+    </w:p>
+    <w:p>
+      <w:r>
+        <w:drawing>
+          <wp:inline distT="0" distB="0" distL="0" distR="0" wp14:anchorId="23CABC2C" wp14:editId="7E5098A9">
+            <wp:extent cx="5274310" cy="1466850"/>
+            <wp:effectExtent l="0" t="0" r="2540" b="0"/>
+            <wp:docPr id="1867853267" name="图片 1"/>
+            <wp:cNvGraphicFramePr>
+              <a:graphicFrameLocks xmlns:a="http://schemas.openxmlformats.org/drawingml/2006/main" noChangeAspect="1"/>
+            </wp:cNvGraphicFramePr>
+            <a:graphic xmlns:a="http://schemas.openxmlformats.org/drawingml/2006/main">
+              <a:graphicData uri="http://schemas.openxmlformats.org/drawingml/2006/picture">
+                <pic:pic xmlns:pic="http://schemas.openxmlformats.org/drawingml/2006/picture">
+                  <pic:nvPicPr>
+                    <pic:cNvPr id="1867853267" name=""/>
+                    <pic:cNvPicPr/>
+                  </pic:nvPicPr>
+                  <pic:blipFill>
+                    <a:blip r:embed="rId24"/>
+                    <a:stretch>
+                      <a:fillRect/>
+                    </a:stretch>
+                  </pic:blipFill>
+                  <pic:spPr>
+                    <a:xfrm>
+                      <a:off x="0" y="0"/>
+                      <a:ext cx="5274310" cy="1466850"/>
+                    </a:xfrm>
+                    <a:prstGeom prst="rect">
+                      <a:avLst/>
+                    </a:prstGeom>
+                  </pic:spPr>
+                </pic:pic>
+              </a:graphicData>
+            </a:graphic>
+          </wp:inline>
+        </w:drawing>
+      </w:r>
+    </w:p>
+    <w:p>
+      <w:r>
+        <w:drawing>
+          <wp:inline distT="0" distB="0" distL="0" distR="0" wp14:anchorId="11D42A23" wp14:editId="7BA8BEDB">
+            <wp:extent cx="5274310" cy="1332865"/>
+            <wp:effectExtent l="0" t="0" r="2540" b="635"/>
+            <wp:docPr id="1233666545" name="图片 1"/>
+            <wp:cNvGraphicFramePr>
+              <a:graphicFrameLocks xmlns:a="http://schemas.openxmlformats.org/drawingml/2006/main" noChangeAspect="1"/>
+            </wp:cNvGraphicFramePr>
+            <a:graphic xmlns:a="http://schemas.openxmlformats.org/drawingml/2006/main">
+              <a:graphicData uri="http://schemas.openxmlformats.org/drawingml/2006/picture">
+                <pic:pic xmlns:pic="http://schemas.openxmlformats.org/drawingml/2006/picture">
+                  <pic:nvPicPr>
+                    <pic:cNvPr id="1233666545" name=""/>
+                    <pic:cNvPicPr/>
+                  </pic:nvPicPr>
+                  <pic:blipFill>
+                    <a:blip r:embed="rId25"/>
+                    <a:stretch>
+                      <a:fillRect/>
+                    </a:stretch>
+                  </pic:blipFill>
+                  <pic:spPr>
+                    <a:xfrm>
+                      <a:off x="0" y="0"/>
+                      <a:ext cx="5274310" cy="1332865"/>
+                    </a:xfrm>
+                    <a:prstGeom prst="rect">
+                      <a:avLst/>
+                    </a:prstGeom>
+                  </pic:spPr>
+                </pic:pic>
+              </a:graphicData>
+            </a:graphic>
+          </wp:inline>
+        </w:drawing>
+      </w:r>
+    </w:p>
+    <w:p>
+      <w:r>
+        <w:rPr>
+          <w:rFonts w:hint="eastAsia"/>
+        </w:rPr>
+        <w:t>F3.7.6</w:t>
+      </w:r>
+    </w:p>
+    <w:p>
+      <w:r>
+        <w:drawing>
+          <wp:inline distT="0" distB="0" distL="0" distR="0" wp14:anchorId="076DC31A" wp14:editId="6C05499F">
+            <wp:extent cx="5274310" cy="998220"/>
+            <wp:effectExtent l="0" t="0" r="2540" b="0"/>
+            <wp:docPr id="1289429946" name="图片 1"/>
+            <wp:cNvGraphicFramePr>
+              <a:graphicFrameLocks xmlns:a="http://schemas.openxmlformats.org/drawingml/2006/main" noChangeAspect="1"/>
+            </wp:cNvGraphicFramePr>
+            <a:graphic xmlns:a="http://schemas.openxmlformats.org/drawingml/2006/main">
+              <a:graphicData uri="http://schemas.openxmlformats.org/drawingml/2006/picture">
+                <pic:pic xmlns:pic="http://schemas.openxmlformats.org/drawingml/2006/picture">
+                  <pic:nvPicPr>
+                    <pic:cNvPr id="1289429946" name=""/>
+                    <pic:cNvPicPr/>
+                  </pic:nvPicPr>
+                  <pic:blipFill>
+                    <a:blip r:embed="rId26"/>
+                    <a:stretch>
+                      <a:fillRect/>
+                    </a:stretch>
+                  </pic:blipFill>
+                  <pic:spPr>
+                    <a:xfrm>
+                      <a:off x="0" y="0"/>
+                      <a:ext cx="5274310" cy="998220"/>
+                    </a:xfrm>
+                    <a:prstGeom prst="rect">
+                      <a:avLst/>
+                    </a:prstGeom>
+                  </pic:spPr>
+                </pic:pic>
+              </a:graphicData>
+            </a:graphic>
+          </wp:inline>
+        </w:drawing>
+      </w:r>
+    </w:p>
+    <w:p>
+      <w:r>
+        <w:lastRenderedPageBreak/>
+        <w:t>WE=1时D锁存器透明 → Q变化立即传播到D → D=NOT(Q)导致Q再次翻转 → 无限循环 → "Oscillation apparent"</w:t>
+      </w:r>
+    </w:p>
+    <w:p>
+      <w:r>
+        <w:drawing>
+          <wp:inline distT="0" distB="0" distL="0" distR="0" wp14:anchorId="26BB9BB8" wp14:editId="68506AB8">
+            <wp:extent cx="5274310" cy="1547495"/>
+            <wp:effectExtent l="0" t="0" r="2540" b="0"/>
+            <wp:docPr id="733659571" name="图片 1"/>
+            <wp:cNvGraphicFramePr>
+              <a:graphicFrameLocks xmlns:a="http://schemas.openxmlformats.org/drawingml/2006/main" noChangeAspect="1"/>
+            </wp:cNvGraphicFramePr>
+            <a:graphic xmlns:a="http://schemas.openxmlformats.org/drawingml/2006/main">
+              <a:graphicData uri="http://schemas.openxmlformats.org/drawingml/2006/picture">
+                <pic:pic xmlns:pic="http://schemas.openxmlformats.org/drawingml/2006/picture">
+                  <pic:nvPicPr>
+                    <pic:cNvPr id="733659571" name=""/>
+                    <pic:cNvPicPr/>
+                  </pic:nvPicPr>
+                  <pic:blipFill>
+                    <a:blip r:embed="rId27"/>
+                    <a:stretch>
+                      <a:fillRect/>
+                    </a:stretch>
+                  </pic:blipFill>
+                  <pic:spPr>
+                    <a:xfrm>
+                      <a:off x="0" y="0"/>
+                      <a:ext cx="5274310" cy="1547495"/>
+                    </a:xfrm>
+                    <a:prstGeom prst="rect">
+                      <a:avLst/>
+                    </a:prstGeom>
+                  </pic:spPr>
+                </pic:pic>
+              </a:graphicData>
+            </a:graphic>
+          </wp:inline>
+        </w:drawing>
+      </w:r>
+    </w:p>
+    <w:p>
+      <w:pPr>
+        <w:rPr>
+          <w:rFonts w:hint="eastAsia"/>
+        </w:rPr>
+      </w:pPr>
+      <w:r>
+        <w:rPr>
+          <w:rFonts w:hint="eastAsia"/>
+        </w:rPr>
+        <w:t>F3.7.7</w:t>
+      </w:r>
+    </w:p>
+    <w:p>
+      <w:r>
+        <w:drawing>
+          <wp:inline distT="0" distB="0" distL="0" distR="0" wp14:anchorId="663E6353" wp14:editId="35E8873B">
+            <wp:extent cx="5274310" cy="1184910"/>
+            <wp:effectExtent l="0" t="0" r="2540" b="0"/>
+            <wp:docPr id="88200077" name="图片 1"/>
+            <wp:cNvGraphicFramePr>
+              <a:graphicFrameLocks xmlns:a="http://schemas.openxmlformats.org/drawingml/2006/main" noChangeAspect="1"/>
+            </wp:cNvGraphicFramePr>
+            <a:graphic xmlns:a="http://schemas.openxmlformats.org/drawingml/2006/main">
+              <a:graphicData uri="http://schemas.openxmlformats.org/drawingml/2006/picture">
+                <pic:pic xmlns:pic="http://schemas.openxmlformats.org/drawingml/2006/picture">
+                  <pic:nvPicPr>
+                    <pic:cNvPr id="88200077" name=""/>
+                    <pic:cNvPicPr/>
+                  </pic:nvPicPr>
+                  <pic:blipFill>
+                    <a:blip r:embed="rId28"/>
+                    <a:stretch>
+                      <a:fillRect/>
+                    </a:stretch>
+                  </pic:blipFill>
+                  <pic:spPr>
+                    <a:xfrm>
+                      <a:off x="0" y="0"/>
+                      <a:ext cx="5274310" cy="1184910"/>
+                    </a:xfrm>
+                    <a:prstGeom prst="rect">
+                      <a:avLst/>
+                    </a:prstGeom>
+                  </pic:spPr>
+                </pic:pic>
+              </a:graphicData>
+            </a:graphic>
+          </wp:inline>
+        </w:drawing>
+      </w:r>
+    </w:p>
+    <w:p>
+      <w:r>
+        <w:drawing>
+          <wp:inline distT="0" distB="0" distL="0" distR="0" wp14:anchorId="398EE928" wp14:editId="58175BE7">
+            <wp:extent cx="5274310" cy="850265"/>
+            <wp:effectExtent l="0" t="0" r="2540" b="6985"/>
+            <wp:docPr id="858916629" name="图片 1"/>
+            <wp:cNvGraphicFramePr>
+              <a:graphicFrameLocks xmlns:a="http://schemas.openxmlformats.org/drawingml/2006/main" noChangeAspect="1"/>
+            </wp:cNvGraphicFramePr>
+            <a:graphic xmlns:a="http://schemas.openxmlformats.org/drawingml/2006/main">
+              <a:graphicData uri="http://schemas.openxmlformats.org/drawingml/2006/picture">
+                <pic:pic xmlns:pic="http://schemas.openxmlformats.org/drawingml/2006/picture">
+                  <pic:nvPicPr>
+                    <pic:cNvPr id="858916629" name=""/>
+                    <pic:cNvPicPr/>
+                  </pic:nvPicPr>
+                  <pic:blipFill>
+                    <a:blip r:embed="rId29"/>
+                    <a:stretch>
+                      <a:fillRect/>
+                    </a:stretch>
+                  </pic:blipFill>
+                  <pic:spPr>
+                    <a:xfrm>
+                      <a:off x="0" y="0"/>
+                      <a:ext cx="5274310" cy="850265"/>
+                    </a:xfrm>
+                    <a:prstGeom prst="rect">
+                      <a:avLst/>
+                    </a:prstGeom>
+                  </pic:spPr>
+                </pic:pic>
+              </a:graphicData>
+            </a:graphic>
+          </wp:inline>
+        </w:drawing>
+      </w:r>
+    </w:p>
+    <w:p>
+      <w:r>
+        <w:drawing>
+          <wp:inline distT="0" distB="0" distL="0" distR="0" wp14:anchorId="6ED542CB" wp14:editId="06705BB0">
+            <wp:extent cx="4915586" cy="1448002"/>
+            <wp:effectExtent l="0" t="0" r="0" b="0"/>
+            <wp:docPr id="896456895" name="图片 1"/>
+            <wp:cNvGraphicFramePr>
+              <a:graphicFrameLocks xmlns:a="http://schemas.openxmlformats.org/drawingml/2006/main" noChangeAspect="1"/>
+            </wp:cNvGraphicFramePr>
+            <a:graphic xmlns:a="http://schemas.openxmlformats.org/drawingml/2006/main">
+              <a:graphicData uri="http://schemas.openxmlformats.org/drawingml/2006/picture">
+                <pic:pic xmlns:pic="http://schemas.openxmlformats.org/drawingml/2006/picture">
+                  <pic:nvPicPr>
+                    <pic:cNvPr id="896456895" name=""/>
+                    <pic:cNvPicPr/>
+                  </pic:nvPicPr>
+                  <pic:blipFill>
+                    <a:blip r:embed="rId30"/>
+                    <a:stretch>
+                      <a:fillRect/>
+                    </a:stretch>
+                  </pic:blipFill>
+                  <pic:spPr>
+                    <a:xfrm>
+                      <a:off x="0" y="0"/>
+                      <a:ext cx="4915586" cy="1448002"/>
+                    </a:xfrm>
+                    <a:prstGeom prst="rect">
+                      <a:avLst/>
+                    </a:prstGeom>
+                  </pic:spPr>
+                </pic:pic>
+              </a:graphicData>
+            </a:graphic>
+          </wp:inline>
+        </w:drawing>
+      </w:r>
+    </w:p>
+    <w:tbl>
+      <w:tblPr>
+        <w:tblStyle w:val="ae"/>
+        <w:tblW w:w="0" w:type="auto"/>
+        <w:tblLook w:val="04A0" w:firstRow="1" w:lastRow="0" w:firstColumn="1" w:lastColumn="0" w:noHBand="0" w:noVBand="1"/>
+      </w:tblPr>
+      <w:tblGrid>
+        <w:gridCol w:w="1659"/>
+        <w:gridCol w:w="1659"/>
+        <w:gridCol w:w="1659"/>
+        <w:gridCol w:w="1822"/>
+        <w:gridCol w:w="1497"/>
+      </w:tblGrid>
+      <w:tr>
+        <w:tc>
+          <w:tcPr>
+            <w:tcW w:w="1659" w:type="dxa"/>
+          </w:tcPr>
+          <w:p>
+            <w:pPr>
+              <w:rPr>
+                <w:rFonts w:hint="eastAsia"/>
+              </w:rPr>
+            </w:pPr>
+            <w:r>
+              <w:t>阶段</w:t>
+            </w:r>
+          </w:p>
+        </w:tc>
+        <w:tc>
+          <w:tcPr>
+            <w:tcW w:w="1659" w:type="dxa"/>
+          </w:tcPr>
+          <w:p>
+            <w:pPr>
+              <w:rPr>
+                <w:rFonts w:hint="eastAsia"/>
+              </w:rPr>
+            </w:pPr>
+            <w:r>
+              <w:t>CLK</w:t>
+            </w:r>
+          </w:p>
+        </w:tc>
+        <w:tc>
+          <w:tcPr>
+            <w:tcW w:w="1659" w:type="dxa"/>
+          </w:tcPr>
+          <w:p>
+            <w:pPr>
+              <w:rPr>
+                <w:rFonts w:hint="eastAsia"/>
+              </w:rPr>
+            </w:pPr>
+            <w:r>
+              <w:t>主锁存器</w:t>
+            </w:r>
+          </w:p>
+        </w:tc>
+        <w:tc>
+          <w:tcPr>
+            <w:tcW w:w="1822" w:type="dxa"/>
+          </w:tcPr>
+          <w:p>
+            <w:pPr>
+              <w:rPr>
+                <w:rFonts w:hint="eastAsia"/>
+              </w:rPr>
+            </w:pPr>
+            <w:r>
+              <w:t>从锁存器</w:t>
+            </w:r>
+          </w:p>
+        </w:tc>
+        <w:tc>
+          <w:tcPr>
+            <w:tcW w:w="1497" w:type="dxa"/>
+          </w:tcPr>
+          <w:p>
+            <w:pPr>
+              <w:rPr>
+                <w:rFonts w:hint="eastAsia"/>
+              </w:rPr>
+            </w:pPr>
+            <w:r>
+              <w:rPr>
+                <w:rFonts w:hint="eastAsia"/>
+              </w:rPr>
+              <w:t>Q</w:t>
+            </w:r>
+          </w:p>
+        </w:tc>
+      </w:tr>
+      <w:tr>
+        <w:tc>
+          <w:tcPr>
+            <w:tcW w:w="1659" w:type="dxa"/>
+          </w:tcPr>
+          <w:p>
+            <w:pPr>
+              <w:rPr>
+                <w:rFonts w:hint="eastAsia"/>
+              </w:rPr>
+            </w:pPr>
+            <w:r>
+              <w:t>按下前</w:t>
+            </w:r>
+          </w:p>
+        </w:tc>
+        <w:tc>
+          <w:tcPr>
+            <w:tcW w:w="1659" w:type="dxa"/>
+          </w:tcPr>
+          <w:p>
+            <w:pPr>
+              <w:rPr>
+                <w:rFonts w:hint="eastAsia"/>
+              </w:rPr>
+            </w:pPr>
+            <w:r>
+              <w:t>0</w:t>
+            </w:r>
+          </w:p>
+        </w:tc>
+        <w:tc>
+          <w:tcPr>
+            <w:tcW w:w="1659" w:type="dxa"/>
+          </w:tcPr>
+          <w:p>
+            <w:pPr>
+              <w:rPr>
+                <w:rFonts w:hint="eastAsia"/>
+              </w:rPr>
+            </w:pPr>
+            <w:r>
+              <w:t>透明(跟随D)</w:t>
+            </w:r>
+          </w:p>
+        </w:tc>
+        <w:tc>
+          <w:tcPr>
+            <w:tcW w:w="1822" w:type="dxa"/>
+          </w:tcPr>
+          <w:p>
+            <w:pPr>
+              <w:rPr>
+                <w:rFonts w:hint="eastAsia"/>
+              </w:rPr>
+            </w:pPr>
+            <w:r>
+              <w:t>锁存(保持)</w:t>
+            </w:r>
+          </w:p>
+        </w:tc>
+        <w:tc>
+          <w:tcPr>
+            <w:tcW w:w="1497" w:type="dxa"/>
+          </w:tcPr>
+          <w:p>
+            <w:pPr>
+              <w:rPr>
+                <w:rFonts w:hint="eastAsia"/>
+              </w:rPr>
+            </w:pPr>
+            <w:r>
+              <w:t>旧值</w:t>
+            </w:r>
+          </w:p>
+        </w:tc>
+      </w:tr>
+      <w:tr>
+        <w:tc>
+          <w:tcPr>
+            <w:tcW w:w="1659" w:type="dxa"/>
+          </w:tcPr>
+          <w:p>
+            <w:pPr>
+              <w:rPr>
+                <w:rFonts w:hint="eastAsia"/>
+              </w:rPr>
+            </w:pPr>
+            <w:r>
+              <w:t>按下瞬间</w:t>
+            </w:r>
+          </w:p>
+        </w:tc>
+        <w:tc>
+          <w:tcPr>
+            <w:tcW w:w="1659" w:type="dxa"/>
+          </w:tcPr>
+          <w:p>
+            <w:pPr>
+              <w:rPr>
+                <w:rFonts w:hint="eastAsia"/>
+              </w:rPr>
+            </w:pPr>
+            <w:r>
+              <w:t>0→1</w:t>
+            </w:r>
+          </w:p>
+        </w:tc>
+        <w:tc>
+          <w:tcPr>
+            <w:tcW w:w="1659" w:type="dxa"/>
+          </w:tcPr>
+          <w:p>
+            <w:pPr>
+              <w:rPr>
+                <w:rFonts w:hint="eastAsia"/>
+              </w:rPr>
+            </w:pPr>
+            <w:r>
+              <w:t>锁存(捕获D)</w:t>
+            </w:r>
+          </w:p>
+        </w:tc>
+        <w:tc>
+          <w:tcPr>
+            <w:tcW w:w="1822" w:type="dxa"/>
+          </w:tcPr>
+          <w:p>
+            <w:pPr>
+              <w:rPr>
+                <w:rFonts w:hint="eastAsia"/>
+              </w:rPr>
+            </w:pPr>
+            <w:r>
+              <w:t>透明(输出主的值)</w:t>
+            </w:r>
+          </w:p>
+        </w:tc>
+        <w:tc>
+          <w:tcPr>
+            <w:tcW w:w="1497" w:type="dxa"/>
+          </w:tcPr>
+          <w:p>
+            <w:pPr>
+              <w:rPr>
+                <w:rFonts w:hint="eastAsia"/>
+              </w:rPr>
+            </w:pPr>
+            <w:r>
+              <w:t>更新为D</w:t>
+            </w:r>
+          </w:p>
+        </w:tc>
+      </w:tr>
+      <w:tr>
+        <w:tc>
+          <w:tcPr>
+            <w:tcW w:w="1659" w:type="dxa"/>
+          </w:tcPr>
+          <w:p>
+            <w:pPr>
+              <w:rPr>
+                <w:rFonts w:hint="eastAsia"/>
+              </w:rPr>
+            </w:pPr>
+            <w:r>
+              <w:t>长按中</w:t>
+            </w:r>
+          </w:p>
+        </w:tc>
+        <w:tc>
+          <w:tcPr>
+            <w:tcW w:w="1659" w:type="dxa"/>
+          </w:tcPr>
+          <w:p>
+            <w:pPr>
+              <w:rPr>
+                <w:rFonts w:hint="eastAsia"/>
+              </w:rPr>
+            </w:pPr>
+            <w:r>
+              <w:t>1</w:t>
+            </w:r>
+          </w:p>
+        </w:tc>
+        <w:tc>
+          <w:tcPr>
+            <w:tcW w:w="1659" w:type="dxa"/>
+          </w:tcPr>
+          <w:p>
+            <w:pPr>
+              <w:rPr>
+                <w:rFonts w:hint="eastAsia"/>
+              </w:rPr>
+            </w:pPr>
+            <w:r>
+              <w:t>锁存</w:t>
+            </w:r>
+          </w:p>
+        </w:tc>
+        <w:tc>
+          <w:tcPr>
+            <w:tcW w:w="1822" w:type="dxa"/>
+          </w:tcPr>
+          <w:p>
+            <w:pPr>
+              <w:rPr>
+                <w:rFonts w:hint="eastAsia"/>
+              </w:rPr>
+            </w:pPr>
+            <w:r>
+              <w:t>透明</w:t>
+            </w:r>
+          </w:p>
+        </w:tc>
+        <w:tc>
+          <w:tcPr>
+            <w:tcW w:w="1497" w:type="dxa"/>
+          </w:tcPr>
+          <w:p>
+            <w:pPr>
+              <w:rPr>
+                <w:rFonts w:hint="eastAsia"/>
+              </w:rPr>
+            </w:pPr>
+            <w:r>
+              <w:t>保持</w:t>
+            </w:r>
+          </w:p>
+        </w:tc>
+      </w:tr>
+      <w:tr>
+        <w:tc>
+          <w:tcPr>
+            <w:tcW w:w="1659" w:type="dxa"/>
+          </w:tcPr>
+          <w:p>
+            <w:pPr>
+              <w:rPr>
+                <w:rFonts w:hint="eastAsia"/>
+              </w:rPr>
+            </w:pPr>
+            <w:r>
+              <w:t>释放瞬间</w:t>
+            </w:r>
+          </w:p>
+        </w:tc>
+        <w:tc>
+          <w:tcPr>
+            <w:tcW w:w="1659" w:type="dxa"/>
+          </w:tcPr>
+          <w:p>
+            <w:pPr>
+              <w:rPr>
+                <w:rFonts w:hint="eastAsia"/>
+              </w:rPr>
+            </w:pPr>
+            <w:r>
+              <w:t>1→0</w:t>
+            </w:r>
+          </w:p>
+        </w:tc>
+        <w:tc>
+          <w:tcPr>
+            <w:tcW w:w="1659" w:type="dxa"/>
+          </w:tcPr>
+          <w:p>
+            <w:pPr>
+              <w:rPr>
+                <w:rFonts w:hint="eastAsia"/>
+              </w:rPr>
+            </w:pPr>
+            <w:r>
+              <w:t>透明(采样新D)</w:t>
+            </w:r>
+          </w:p>
+        </w:tc>
+        <w:tc>
+          <w:tcPr>
+            <w:tcW w:w="1822" w:type="dxa"/>
+          </w:tcPr>
+          <w:p>
+            <w:pPr>
+              <w:rPr>
+                <w:rFonts w:hint="eastAsia"/>
+              </w:rPr>
+            </w:pPr>
+            <w:r>
+              <w:t>锁存</w:t>
+            </w:r>
+          </w:p>
+        </w:tc>
+        <w:tc>
+          <w:tcPr>
+            <w:tcW w:w="1497" w:type="dxa"/>
+          </w:tcPr>
+          <w:p>
+            <w:pPr>
+              <w:rPr>
+                <w:rFonts w:hint="eastAsia"/>
+              </w:rPr>
+            </w:pPr>
+            <w:r>
+              <w:t>保持</w:t>
+            </w:r>
+          </w:p>
+        </w:tc>
+      </w:tr>
+    </w:tbl>
+    <w:p/>
+    <w:p>
+      <w:r>
+        <w:rPr>
+          <w:rFonts w:hint="eastAsia"/>
+        </w:rPr>
+        <w:t>F3.7.8</w:t>
+      </w:r>
+    </w:p>
+    <w:p>
+      <w:r>
+        <w:drawing>
+          <wp:inline distT="0" distB="0" distL="0" distR="0" wp14:anchorId="094C08CE" wp14:editId="5E2D7E28">
+            <wp:extent cx="5274310" cy="986790"/>
+            <wp:effectExtent l="0" t="0" r="2540" b="3810"/>
+            <wp:docPr id="952666243" name="图片 1"/>
+            <wp:cNvGraphicFramePr>
+              <a:graphicFrameLocks xmlns:a="http://schemas.openxmlformats.org/drawingml/2006/main" noChangeAspect="1"/>
+            </wp:cNvGraphicFramePr>
+            <a:graphic xmlns:a="http://schemas.openxmlformats.org/drawingml/2006/main">
+              <a:graphicData uri="http://schemas.openxmlformats.org/drawingml/2006/picture">
+                <pic:pic xmlns:pic="http://schemas.openxmlformats.org/drawingml/2006/picture">
+                  <pic:nvPicPr>
+                    <pic:cNvPr id="952666243" name=""/>
+                    <pic:cNvPicPr/>
+                  </pic:nvPicPr>
+                  <pic:blipFill>
+                    <a:blip r:embed="rId31"/>
+                    <a:stretch>
+                      <a:fillRect/>
+                    </a:stretch>
+                  </pic:blipFill>
+                  <pic:spPr>
+                    <a:xfrm>
+                      <a:off x="0" y="0"/>
+                      <a:ext cx="5274310" cy="986790"/>
+                    </a:xfrm>
+                    <a:prstGeom prst="rect">
+                      <a:avLst/>
+                    </a:prstGeom>
+                  </pic:spPr>
+                </pic:pic>
+              </a:graphicData>
+            </a:graphic>
+          </wp:inline>
+        </w:drawing>
+      </w:r>
+    </w:p>
+    <w:p>
+      <w:r>
+        <w:lastRenderedPageBreak/>
+        <w:drawing>
+          <wp:inline distT="0" distB="0" distL="0" distR="0" wp14:anchorId="447E3C45" wp14:editId="62F0B22D">
+            <wp:extent cx="5274310" cy="1647190"/>
+            <wp:effectExtent l="0" t="0" r="2540" b="0"/>
+            <wp:docPr id="1677514179" name="图片 1"/>
+            <wp:cNvGraphicFramePr>
+              <a:graphicFrameLocks xmlns:a="http://schemas.openxmlformats.org/drawingml/2006/main" noChangeAspect="1"/>
+            </wp:cNvGraphicFramePr>
+            <a:graphic xmlns:a="http://schemas.openxmlformats.org/drawingml/2006/main">
+              <a:graphicData uri="http://schemas.openxmlformats.org/drawingml/2006/picture">
+                <pic:pic xmlns:pic="http://schemas.openxmlformats.org/drawingml/2006/picture">
+                  <pic:nvPicPr>
+                    <pic:cNvPr id="1677514179" name=""/>
+                    <pic:cNvPicPr/>
+                  </pic:nvPicPr>
+                  <pic:blipFill>
+                    <a:blip r:embed="rId32"/>
+                    <a:stretch>
+                      <a:fillRect/>
+                    </a:stretch>
+                  </pic:blipFill>
+                  <pic:spPr>
+                    <a:xfrm>
+                      <a:off x="0" y="0"/>
+                      <a:ext cx="5274310" cy="1647190"/>
+                    </a:xfrm>
+                    <a:prstGeom prst="rect">
+                      <a:avLst/>
+                    </a:prstGeom>
+                  </pic:spPr>
+                </pic:pic>
+              </a:graphicData>
+            </a:graphic>
+          </wp:inline>
+        </w:drawing>
+      </w:r>
+    </w:p>
+    <w:p>
+      <w:r>
+        <w:drawing>
+          <wp:inline distT="0" distB="0" distL="0" distR="0" wp14:anchorId="6CB18F2D" wp14:editId="3445C753">
+            <wp:extent cx="5274310" cy="1175385"/>
+            <wp:effectExtent l="0" t="0" r="2540" b="5715"/>
+            <wp:docPr id="2117112305" name="图片 1"/>
+            <wp:cNvGraphicFramePr>
+              <a:graphicFrameLocks xmlns:a="http://schemas.openxmlformats.org/drawingml/2006/main" noChangeAspect="1"/>
+            </wp:cNvGraphicFramePr>
+            <a:graphic xmlns:a="http://schemas.openxmlformats.org/drawingml/2006/main">
+              <a:graphicData uri="http://schemas.openxmlformats.org/drawingml/2006/picture">
+                <pic:pic xmlns:pic="http://schemas.openxmlformats.org/drawingml/2006/picture">
+                  <pic:nvPicPr>
+                    <pic:cNvPr id="2117112305" name=""/>
+                    <pic:cNvPicPr/>
+                  </pic:nvPicPr>
+                  <pic:blipFill>
+                    <a:blip r:embed="rId33"/>
+                    <a:stretch>
+                      <a:fillRect/>
+                    </a:stretch>
+                  </pic:blipFill>
+                  <pic:spPr>
+                    <a:xfrm>
+                      <a:off x="0" y="0"/>
+                      <a:ext cx="5274310" cy="1175385"/>
+                    </a:xfrm>
+                    <a:prstGeom prst="rect">
+                      <a:avLst/>
+                    </a:prstGeom>
+                  </pic:spPr>
+                </pic:pic>
+              </a:graphicData>
+            </a:graphic>
+          </wp:inline>
+        </w:drawing>
+      </w:r>
+    </w:p>
+    <w:p>
+      <w:r>
+        <w:rPr>
+          <w:rFonts w:hint="eastAsia"/>
+        </w:rPr>
+        <w:t>F3.7.9</w:t>
+      </w:r>
+    </w:p>
+    <w:p>
+      <w:r>
+        <w:drawing>
+          <wp:inline distT="0" distB="0" distL="0" distR="0" wp14:anchorId="21695606" wp14:editId="344EBE45">
+            <wp:extent cx="5274310" cy="1024255"/>
+            <wp:effectExtent l="0" t="0" r="2540" b="4445"/>
+            <wp:docPr id="933235998" name="图片 1"/>
+            <wp:cNvGraphicFramePr>
+              <a:graphicFrameLocks xmlns:a="http://schemas.openxmlformats.org/drawingml/2006/main" noChangeAspect="1"/>
+            </wp:cNvGraphicFramePr>
+            <a:graphic xmlns:a="http://schemas.openxmlformats.org/drawingml/2006/main">
+              <a:graphicData uri="http://schemas.openxmlformats.org/drawingml/2006/picture">
+                <pic:pic xmlns:pic="http://schemas.openxmlformats.org/drawingml/2006/picture">
+                  <pic:nvPicPr>
+                    <pic:cNvPr id="933235998" name=""/>
+                    <pic:cNvPicPr/>
+                  </pic:nvPicPr>
+                  <pic:blipFill>
+                    <a:blip r:embed="rId34"/>
+                    <a:stretch>
+                      <a:fillRect/>
+                    </a:stretch>
+                  </pic:blipFill>
+                  <pic:spPr>
+                    <a:xfrm>
+                      <a:off x="0" y="0"/>
+                      <a:ext cx="5274310" cy="1024255"/>
+                    </a:xfrm>
+                    <a:prstGeom prst="rect">
+                      <a:avLst/>
+                    </a:prstGeom>
+                  </pic:spPr>
+                </pic:pic>
+              </a:graphicData>
+            </a:graphic>
+          </wp:inline>
+        </w:drawing>
+      </w:r>
+    </w:p>
+    <w:p>
+      <w:r>
+        <w:drawing>
+          <wp:inline distT="0" distB="0" distL="0" distR="0" wp14:anchorId="6C88FC6D" wp14:editId="17A48AB2">
+            <wp:extent cx="5274310" cy="1557020"/>
+            <wp:effectExtent l="0" t="0" r="2540" b="5080"/>
+            <wp:docPr id="1745167797" name="图片 1"/>
+            <wp:cNvGraphicFramePr>
+              <a:graphicFrameLocks xmlns:a="http://schemas.openxmlformats.org/drawingml/2006/main" noChangeAspect="1"/>
+            </wp:cNvGraphicFramePr>
+            <a:graphic xmlns:a="http://schemas.openxmlformats.org/drawingml/2006/main">
+              <a:graphicData uri="http://schemas.openxmlformats.org/drawingml/2006/picture">
+                <pic:pic xmlns:pic="http://schemas.openxmlformats.org/drawingml/2006/picture">
+                  <pic:nvPicPr>
+                    <pic:cNvPr id="1745167797" name=""/>
+                    <pic:cNvPicPr/>
+                  </pic:nvPicPr>
+                  <pic:blipFill>
+                    <a:blip r:embed="rId35"/>
+                    <a:stretch>
+                      <a:fillRect/>
+                    </a:stretch>
+                  </pic:blipFill>
+                  <pic:spPr>
+                    <a:xfrm>
+                      <a:off x="0" y="0"/>
+                      <a:ext cx="5274310" cy="1557020"/>
+                    </a:xfrm>
+                    <a:prstGeom prst="rect">
+                      <a:avLst/>
+                    </a:prstGeom>
+                  </pic:spPr>
+                </pic:pic>
+              </a:graphicData>
+            </a:graphic>
+          </wp:inline>
+        </w:drawing>
+      </w:r>
+    </w:p>
+    <w:p>
+      <w:r>
+        <w:drawing>
+          <wp:inline distT="0" distB="0" distL="0" distR="0" wp14:anchorId="08EE1DAB" wp14:editId="2CFC6FC3">
+            <wp:extent cx="5274310" cy="1347470"/>
+            <wp:effectExtent l="0" t="0" r="2540" b="5080"/>
+            <wp:docPr id="1835839954" name="图片 1"/>
+            <wp:cNvGraphicFramePr>
+              <a:graphicFrameLocks xmlns:a="http://schemas.openxmlformats.org/drawingml/2006/main" noChangeAspect="1"/>
+            </wp:cNvGraphicFramePr>
+            <a:graphic xmlns:a="http://schemas.openxmlformats.org/drawingml/2006/main">
+              <a:graphicData uri="http://schemas.openxmlformats.org/drawingml/2006/picture">
+                <pic:pic xmlns:pic="http://schemas.openxmlformats.org/drawingml/2006/picture">
+                  <pic:nvPicPr>
+                    <pic:cNvPr id="1835839954" name=""/>
+                    <pic:cNvPicPr/>
+                  </pic:nvPicPr>
+                  <pic:blipFill>
+                    <a:blip r:embed="rId36"/>
+                    <a:stretch>
+                      <a:fillRect/>
+                    </a:stretch>
+                  </pic:blipFill>
+                  <pic:spPr>
+                    <a:xfrm>
+                      <a:off x="0" y="0"/>
+                      <a:ext cx="5274310" cy="1347470"/>
+                    </a:xfrm>
+                    <a:prstGeom prst="rect">
+                      <a:avLst/>
+                    </a:prstGeom>
+                  </pic:spPr>
+                </pic:pic>
+              </a:graphicData>
+            </a:graphic>
+          </wp:inline>
+        </w:drawing>
+      </w:r>
+    </w:p>
+    <w:p/>
+    <w:p/>
+    <w:p/>
+    <w:p/>
+    <w:p/>
+    <w:p/>
+    <w:p>
+      <w:pPr>
+        <w:rPr>
+          <w:rFonts w:hint="eastAsia"/>
+        </w:rPr>
+      </w:pPr>
+    </w:p>
+    <w:p>
+      <w:r>
+        <w:rPr>
+          <w:rFonts w:hint="eastAsia"/>
+        </w:rPr>
+        <w:lastRenderedPageBreak/>
+        <w:t>F3.7.10</w:t>
+      </w:r>
+    </w:p>
+    <w:p>
+      <w:r>
+        <w:drawing>
+          <wp:inline distT="0" distB="0" distL="0" distR="0" wp14:anchorId="7362E031" wp14:editId="60CADAB6">
+            <wp:extent cx="5274310" cy="1054100"/>
+            <wp:effectExtent l="0" t="0" r="2540" b="0"/>
+            <wp:docPr id="2103217707" name="图片 1"/>
+            <wp:cNvGraphicFramePr>
+              <a:graphicFrameLocks xmlns:a="http://schemas.openxmlformats.org/drawingml/2006/main" noChangeAspect="1"/>
+            </wp:cNvGraphicFramePr>
+            <a:graphic xmlns:a="http://schemas.openxmlformats.org/drawingml/2006/main">
+              <a:graphicData uri="http://schemas.openxmlformats.org/drawingml/2006/picture">
+                <pic:pic xmlns:pic="http://schemas.openxmlformats.org/drawingml/2006/picture">
+                  <pic:nvPicPr>
+                    <pic:cNvPr id="2103217707" name=""/>
+                    <pic:cNvPicPr/>
+                  </pic:nvPicPr>
+                  <pic:blipFill>
+                    <a:blip r:embed="rId37"/>
+                    <a:stretch>
+                      <a:fillRect/>
+                    </a:stretch>
+                  </pic:blipFill>
+                  <pic:spPr>
+                    <a:xfrm>
+                      <a:off x="0" y="0"/>
+                      <a:ext cx="5274310" cy="1054100"/>
+                    </a:xfrm>
+                    <a:prstGeom prst="rect">
+                      <a:avLst/>
+                    </a:prstGeom>
+                  </pic:spPr>
+                </pic:pic>
+              </a:graphicData>
+            </a:graphic>
+          </wp:inline>
+        </w:drawing>
+      </w:r>
+    </w:p>
+    <w:p>
+      <w:r>
+        <w:drawing>
+          <wp:inline distT="0" distB="0" distL="0" distR="0" wp14:anchorId="07877D20" wp14:editId="07884594">
+            <wp:extent cx="5274310" cy="909955"/>
+            <wp:effectExtent l="0" t="0" r="2540" b="4445"/>
+            <wp:docPr id="85451460" name="图片 1"/>
+            <wp:cNvGraphicFramePr>
+              <a:graphicFrameLocks xmlns:a="http://schemas.openxmlformats.org/drawingml/2006/main" noChangeAspect="1"/>
+            </wp:cNvGraphicFramePr>
+            <a:graphic xmlns:a="http://schemas.openxmlformats.org/drawingml/2006/main">
+              <a:graphicData uri="http://schemas.openxmlformats.org/drawingml/2006/picture">
+                <pic:pic xmlns:pic="http://schemas.openxmlformats.org/drawingml/2006/picture">
+                  <pic:nvPicPr>
+                    <pic:cNvPr id="85451460" name=""/>
+                    <pic:cNvPicPr/>
+                  </pic:nvPicPr>
+                  <pic:blipFill>
+                    <a:blip r:embed="rId38"/>
+                    <a:stretch>
+                      <a:fillRect/>
+                    </a:stretch>
+                  </pic:blipFill>
+                  <pic:spPr>
+                    <a:xfrm>
+                      <a:off x="0" y="0"/>
+                      <a:ext cx="5274310" cy="909955"/>
+                    </a:xfrm>
+                    <a:prstGeom prst="rect">
+                      <a:avLst/>
+                    </a:prstGeom>
+                  </pic:spPr>
+                </pic:pic>
+              </a:graphicData>
+            </a:graphic>
+          </wp:inline>
+        </w:drawing>
+      </w:r>
+    </w:p>
+    <w:p>
+      <w:r>
+        <w:rPr>
+          <w:rFonts w:hint="eastAsia"/>
+        </w:rPr>
+        <w:t>F3.7.11</w:t>
+      </w:r>
+    </w:p>
+    <w:p>
+      <w:r>
+        <w:drawing>
+          <wp:inline distT="0" distB="0" distL="0" distR="0" wp14:anchorId="23288138" wp14:editId="33317D43">
+            <wp:extent cx="5274310" cy="1057910"/>
+            <wp:effectExtent l="0" t="0" r="2540" b="8890"/>
+            <wp:docPr id="1136482696" name="图片 1"/>
+            <wp:cNvGraphicFramePr>
+              <a:graphicFrameLocks xmlns:a="http://schemas.openxmlformats.org/drawingml/2006/main" noChangeAspect="1"/>
+            </wp:cNvGraphicFramePr>
+            <a:graphic xmlns:a="http://schemas.openxmlformats.org/drawingml/2006/main">
+              <a:graphicData uri="http://schemas.openxmlformats.org/drawingml/2006/picture">
+                <pic:pic xmlns:pic="http://schemas.openxmlformats.org/drawingml/2006/picture">
+                  <pic:nvPicPr>
+                    <pic:cNvPr id="1136482696" name=""/>
+                    <pic:cNvPicPr/>
+                  </pic:nvPicPr>
+                  <pic:blipFill>
+                    <a:blip r:embed="rId39"/>
+                    <a:stretch>
+                      <a:fillRect/>
+                    </a:stretch>
+                  </pic:blipFill>
+                  <pic:spPr>
+                    <a:xfrm>
+                      <a:off x="0" y="0"/>
+                      <a:ext cx="5274310" cy="1057910"/>
+                    </a:xfrm>
+                    <a:prstGeom prst="rect">
+                      <a:avLst/>
+                    </a:prstGeom>
+                  </pic:spPr>
+                </pic:pic>
+              </a:graphicData>
+            </a:graphic>
+          </wp:inline>
+        </w:drawing>
+      </w:r>
+    </w:p>
+    <w:p>
+      <w:r>
+        <w:drawing>
+          <wp:inline distT="0" distB="0" distL="0" distR="0" wp14:anchorId="486D1E7D" wp14:editId="629999C0">
+            <wp:extent cx="5274310" cy="1769110"/>
+            <wp:effectExtent l="0" t="0" r="2540" b="2540"/>
+            <wp:docPr id="296434431" name="图片 1"/>
+            <wp:cNvGraphicFramePr>
+              <a:graphicFrameLocks xmlns:a="http://schemas.openxmlformats.org/drawingml/2006/main" noChangeAspect="1"/>
+            </wp:cNvGraphicFramePr>
+            <a:graphic xmlns:a="http://schemas.openxmlformats.org/drawingml/2006/main">
+              <a:graphicData uri="http://schemas.openxmlformats.org/drawingml/2006/picture">
+                <pic:pic xmlns:pic="http://schemas.openxmlformats.org/drawingml/2006/picture">
+                  <pic:nvPicPr>
+                    <pic:cNvPr id="296434431" name=""/>
+                    <pic:cNvPicPr/>
+                  </pic:nvPicPr>
+                  <pic:blipFill>
+                    <a:blip r:embed="rId40"/>
+                    <a:stretch>
+                      <a:fillRect/>
+                    </a:stretch>
+                  </pic:blipFill>
+                  <pic:spPr>
+                    <a:xfrm>
+                      <a:off x="0" y="0"/>
+                      <a:ext cx="5274310" cy="1769110"/>
+                    </a:xfrm>
+                    <a:prstGeom prst="rect">
+                      <a:avLst/>
+                    </a:prstGeom>
+                  </pic:spPr>
+                </pic:pic>
+              </a:graphicData>
+            </a:graphic>
+          </wp:inline>
+        </w:drawing>
+      </w:r>
+    </w:p>
+    <w:p>
+      <w:pPr>
+        <w:rPr>
+          <w:rFonts w:hint="eastAsia"/>
+        </w:rPr>
+      </w:pPr>
     </w:p>
     <w:sectPr>
       <w:pgSz w:w="11906" w:h="16838"/>
@@ -1673,7 +3773,6 @@
   <w:style w:type="character" w:default="1" w:styleId="a0">
     <w:name w:val="Default Paragraph Font"/>
     <w:uiPriority w:val="1"/>
-    <w:semiHidden/>
     <w:unhideWhenUsed/>
   </w:style>
   <w:style w:type="table" w:default="1" w:styleId="a1">

--- a/F/F3/F3.7/F3.7.docx
+++ b/F/F3/F3.7/F3.7.docx
@@ -1008,6 +1008,11 @@
       </w:r>
     </w:p>
     <w:p>
+      <w:pPr>
+        <w:rPr>
+          <w:rFonts w:hint="eastAsia"/>
+        </w:rPr>
+      </w:pPr>
       <w:r>
         <w:rPr>
           <w:noProof/>
@@ -1050,7 +1055,15 @@
       </w:r>
     </w:p>
     <w:p>
-      <w:r>
+      <w:pPr>
+        <w:rPr>
+          <w:rFonts w:hint="eastAsia"/>
+        </w:rPr>
+      </w:pPr>
+      <w:r>
+        <w:rPr>
+          <w:noProof/>
+        </w:rPr>
         <w:drawing>
           <wp:inline distT="0" distB="0" distL="0" distR="0" wp14:anchorId="29253E79" wp14:editId="09E4F38F">
             <wp:extent cx="5274310" cy="1300480"/>
@@ -1095,6 +1108,9 @@
         </w:rPr>
       </w:pPr>
       <w:r>
+        <w:rPr>
+          <w:noProof/>
+        </w:rPr>
         <w:drawing>
           <wp:inline distT="0" distB="0" distL="0" distR="0" wp14:anchorId="5335A3E5" wp14:editId="6F8A397B">
             <wp:extent cx="5274310" cy="1158240"/>
@@ -1133,7 +1149,15 @@
       </w:r>
     </w:p>
     <w:p>
-      <w:r>
+      <w:pPr>
+        <w:rPr>
+          <w:rFonts w:hint="eastAsia"/>
+        </w:rPr>
+      </w:pPr>
+      <w:r>
+        <w:rPr>
+          <w:noProof/>
+        </w:rPr>
         <w:drawing>
           <wp:inline distT="0" distB="0" distL="0" distR="0" wp14:anchorId="1811E317" wp14:editId="63C4F55C">
             <wp:extent cx="5274310" cy="1260475"/>
@@ -1172,7 +1196,15 @@
       </w:r>
     </w:p>
     <w:p>
-      <w:r>
+      <w:pPr>
+        <w:rPr>
+          <w:rFonts w:hint="eastAsia"/>
+        </w:rPr>
+      </w:pPr>
+      <w:r>
+        <w:rPr>
+          <w:noProof/>
+        </w:rPr>
         <w:drawing>
           <wp:inline distT="0" distB="0" distL="0" distR="0" wp14:anchorId="273D8594" wp14:editId="25FEC0F0">
             <wp:extent cx="5274310" cy="1252855"/>
@@ -1210,17 +1242,83 @@
         </w:drawing>
       </w:r>
     </w:p>
-    <w:p/>
-    <w:p/>
-    <w:p/>
-    <w:p/>
-    <w:p/>
-    <w:p/>
-    <w:p/>
-    <w:p/>
-    <w:p/>
-    <w:p/>
-    <w:p/>
+    <w:p>
+      <w:pPr>
+        <w:rPr>
+          <w:rFonts w:hint="eastAsia"/>
+        </w:rPr>
+      </w:pPr>
+    </w:p>
+    <w:p>
+      <w:pPr>
+        <w:rPr>
+          <w:rFonts w:hint="eastAsia"/>
+        </w:rPr>
+      </w:pPr>
+    </w:p>
+    <w:p>
+      <w:pPr>
+        <w:rPr>
+          <w:rFonts w:hint="eastAsia"/>
+        </w:rPr>
+      </w:pPr>
+    </w:p>
+    <w:p>
+      <w:pPr>
+        <w:rPr>
+          <w:rFonts w:hint="eastAsia"/>
+        </w:rPr>
+      </w:pPr>
+    </w:p>
+    <w:p>
+      <w:pPr>
+        <w:rPr>
+          <w:rFonts w:hint="eastAsia"/>
+        </w:rPr>
+      </w:pPr>
+    </w:p>
+    <w:p>
+      <w:pPr>
+        <w:rPr>
+          <w:rFonts w:hint="eastAsia"/>
+        </w:rPr>
+      </w:pPr>
+    </w:p>
+    <w:p>
+      <w:pPr>
+        <w:rPr>
+          <w:rFonts w:hint="eastAsia"/>
+        </w:rPr>
+      </w:pPr>
+    </w:p>
+    <w:p>
+      <w:pPr>
+        <w:rPr>
+          <w:rFonts w:hint="eastAsia"/>
+        </w:rPr>
+      </w:pPr>
+    </w:p>
+    <w:p>
+      <w:pPr>
+        <w:rPr>
+          <w:rFonts w:hint="eastAsia"/>
+        </w:rPr>
+      </w:pPr>
+    </w:p>
+    <w:p>
+      <w:pPr>
+        <w:rPr>
+          <w:rFonts w:hint="eastAsia"/>
+        </w:rPr>
+      </w:pPr>
+    </w:p>
+    <w:p>
+      <w:pPr>
+        <w:rPr>
+          <w:rFonts w:hint="eastAsia"/>
+        </w:rPr>
+      </w:pPr>
+    </w:p>
     <w:p>
       <w:pPr>
         <w:rPr>
@@ -1236,7 +1334,15 @@
       </w:r>
     </w:p>
     <w:p>
-      <w:r>
+      <w:pPr>
+        <w:rPr>
+          <w:rFonts w:hint="eastAsia"/>
+        </w:rPr>
+      </w:pPr>
+      <w:r>
+        <w:rPr>
+          <w:noProof/>
+        </w:rPr>
         <w:drawing>
           <wp:inline distT="0" distB="0" distL="0" distR="0" wp14:anchorId="4B9D67A2" wp14:editId="6344822F">
             <wp:extent cx="5274310" cy="1047750"/>
@@ -1275,6 +1381,11 @@
       </w:r>
     </w:p>
     <w:p>
+      <w:pPr>
+        <w:rPr>
+          <w:rFonts w:hint="eastAsia"/>
+        </w:rPr>
+      </w:pPr>
       <w:r>
         <w:rPr>
           <w:rFonts w:hint="eastAsia"/>
@@ -1855,7 +1966,15 @@
       </w:pPr>
     </w:p>
     <w:p>
-      <w:r>
+      <w:pPr>
+        <w:rPr>
+          <w:rFonts w:hint="eastAsia"/>
+        </w:rPr>
+      </w:pPr>
+      <w:r>
+        <w:rPr>
+          <w:noProof/>
+        </w:rPr>
         <w:drawing>
           <wp:inline distT="0" distB="0" distL="0" distR="0" wp14:anchorId="54ECF44F" wp14:editId="4D4C0DB7">
             <wp:extent cx="5274310" cy="1476375"/>
@@ -1894,7 +2013,15 @@
       </w:r>
     </w:p>
     <w:p>
-      <w:r>
+      <w:pPr>
+        <w:rPr>
+          <w:rFonts w:hint="eastAsia"/>
+        </w:rPr>
+      </w:pPr>
+      <w:r>
+        <w:rPr>
+          <w:noProof/>
+        </w:rPr>
         <w:drawing>
           <wp:inline distT="0" distB="0" distL="0" distR="0" wp14:anchorId="23CABC2C" wp14:editId="7E5098A9">
             <wp:extent cx="5274310" cy="1466850"/>
@@ -1933,7 +2060,15 @@
       </w:r>
     </w:p>
     <w:p>
-      <w:r>
+      <w:pPr>
+        <w:rPr>
+          <w:rFonts w:hint="eastAsia"/>
+        </w:rPr>
+      </w:pPr>
+      <w:r>
+        <w:rPr>
+          <w:noProof/>
+        </w:rPr>
         <w:drawing>
           <wp:inline distT="0" distB="0" distL="0" distR="0" wp14:anchorId="11D42A23" wp14:editId="7BA8BEDB">
             <wp:extent cx="5274310" cy="1332865"/>
@@ -1972,6 +2107,11 @@
       </w:r>
     </w:p>
     <w:p>
+      <w:pPr>
+        <w:rPr>
+          <w:rFonts w:hint="eastAsia"/>
+        </w:rPr>
+      </w:pPr>
       <w:r>
         <w:rPr>
           <w:rFonts w:hint="eastAsia"/>
@@ -1980,7 +2120,15 @@
       </w:r>
     </w:p>
     <w:p>
-      <w:r>
+      <w:pPr>
+        <w:rPr>
+          <w:rFonts w:hint="eastAsia"/>
+        </w:rPr>
+      </w:pPr>
+      <w:r>
+        <w:rPr>
+          <w:noProof/>
+        </w:rPr>
         <w:drawing>
           <wp:inline distT="0" distB="0" distL="0" distR="0" wp14:anchorId="076DC31A" wp14:editId="6C05499F">
             <wp:extent cx="5274310" cy="998220"/>
@@ -2019,13 +2167,26 @@
       </w:r>
     </w:p>
     <w:p>
+      <w:pPr>
+        <w:rPr>
+          <w:rFonts w:hint="eastAsia"/>
+        </w:rPr>
+      </w:pPr>
       <w:r>
         <w:lastRenderedPageBreak/>
         <w:t>WE=1时D锁存器透明 → Q变化立即传播到D → D=NOT(Q)导致Q再次翻转 → 无限循环 → "Oscillation apparent"</w:t>
       </w:r>
     </w:p>
     <w:p>
-      <w:r>
+      <w:pPr>
+        <w:rPr>
+          <w:rFonts w:hint="eastAsia"/>
+        </w:rPr>
+      </w:pPr>
+      <w:r>
+        <w:rPr>
+          <w:noProof/>
+        </w:rPr>
         <w:drawing>
           <wp:inline distT="0" distB="0" distL="0" distR="0" wp14:anchorId="26BB9BB8" wp14:editId="68506AB8">
             <wp:extent cx="5274310" cy="1547495"/>
@@ -2077,7 +2238,15 @@
       </w:r>
     </w:p>
     <w:p>
-      <w:r>
+      <w:pPr>
+        <w:rPr>
+          <w:rFonts w:hint="eastAsia"/>
+        </w:rPr>
+      </w:pPr>
+      <w:r>
+        <w:rPr>
+          <w:noProof/>
+        </w:rPr>
         <w:drawing>
           <wp:inline distT="0" distB="0" distL="0" distR="0" wp14:anchorId="663E6353" wp14:editId="35E8873B">
             <wp:extent cx="5274310" cy="1184910"/>
@@ -2116,7 +2285,15 @@
       </w:r>
     </w:p>
     <w:p>
-      <w:r>
+      <w:pPr>
+        <w:rPr>
+          <w:rFonts w:hint="eastAsia"/>
+        </w:rPr>
+      </w:pPr>
+      <w:r>
+        <w:rPr>
+          <w:noProof/>
+        </w:rPr>
         <w:drawing>
           <wp:inline distT="0" distB="0" distL="0" distR="0" wp14:anchorId="398EE928" wp14:editId="58175BE7">
             <wp:extent cx="5274310" cy="850265"/>
@@ -2155,7 +2332,15 @@
       </w:r>
     </w:p>
     <w:p>
-      <w:r>
+      <w:pPr>
+        <w:rPr>
+          <w:rFonts w:hint="eastAsia"/>
+        </w:rPr>
+      </w:pPr>
+      <w:r>
+        <w:rPr>
+          <w:noProof/>
+        </w:rPr>
         <w:drawing>
           <wp:inline distT="0" distB="0" distL="0" distR="0" wp14:anchorId="6ED542CB" wp14:editId="06705BB0">
             <wp:extent cx="4915586" cy="1448002"/>
@@ -2595,8 +2780,19 @@
         </w:tc>
       </w:tr>
     </w:tbl>
-    <w:p/>
-    <w:p>
+    <w:p>
+      <w:pPr>
+        <w:rPr>
+          <w:rFonts w:hint="eastAsia"/>
+        </w:rPr>
+      </w:pPr>
+    </w:p>
+    <w:p>
+      <w:pPr>
+        <w:rPr>
+          <w:rFonts w:hint="eastAsia"/>
+        </w:rPr>
+      </w:pPr>
       <w:r>
         <w:rPr>
           <w:rFonts w:hint="eastAsia"/>
@@ -2605,7 +2801,15 @@
       </w:r>
     </w:p>
     <w:p>
-      <w:r>
+      <w:pPr>
+        <w:rPr>
+          <w:rFonts w:hint="eastAsia"/>
+        </w:rPr>
+      </w:pPr>
+      <w:r>
+        <w:rPr>
+          <w:noProof/>
+        </w:rPr>
         <w:drawing>
           <wp:inline distT="0" distB="0" distL="0" distR="0" wp14:anchorId="094C08CE" wp14:editId="5E2D7E28">
             <wp:extent cx="5274310" cy="986790"/>
@@ -2644,7 +2848,15 @@
       </w:r>
     </w:p>
     <w:p>
-      <w:r>
+      <w:pPr>
+        <w:rPr>
+          <w:rFonts w:hint="eastAsia"/>
+        </w:rPr>
+      </w:pPr>
+      <w:r>
+        <w:rPr>
+          <w:noProof/>
+        </w:rPr>
         <w:lastRenderedPageBreak/>
         <w:drawing>
           <wp:inline distT="0" distB="0" distL="0" distR="0" wp14:anchorId="447E3C45" wp14:editId="62F0B22D">
@@ -2684,7 +2896,15 @@
       </w:r>
     </w:p>
     <w:p>
-      <w:r>
+      <w:pPr>
+        <w:rPr>
+          <w:rFonts w:hint="eastAsia"/>
+        </w:rPr>
+      </w:pPr>
+      <w:r>
+        <w:rPr>
+          <w:noProof/>
+        </w:rPr>
         <w:drawing>
           <wp:inline distT="0" distB="0" distL="0" distR="0" wp14:anchorId="6CB18F2D" wp14:editId="3445C753">
             <wp:extent cx="5274310" cy="1175385"/>
@@ -2723,6 +2943,11 @@
       </w:r>
     </w:p>
     <w:p>
+      <w:pPr>
+        <w:rPr>
+          <w:rFonts w:hint="eastAsia"/>
+        </w:rPr>
+      </w:pPr>
       <w:r>
         <w:rPr>
           <w:rFonts w:hint="eastAsia"/>
@@ -2731,7 +2956,15 @@
       </w:r>
     </w:p>
     <w:p>
-      <w:r>
+      <w:pPr>
+        <w:rPr>
+          <w:rFonts w:hint="eastAsia"/>
+        </w:rPr>
+      </w:pPr>
+      <w:r>
+        <w:rPr>
+          <w:noProof/>
+        </w:rPr>
         <w:drawing>
           <wp:inline distT="0" distB="0" distL="0" distR="0" wp14:anchorId="21695606" wp14:editId="344EBE45">
             <wp:extent cx="5274310" cy="1024255"/>
@@ -2770,7 +3003,15 @@
       </w:r>
     </w:p>
     <w:p>
-      <w:r>
+      <w:pPr>
+        <w:rPr>
+          <w:rFonts w:hint="eastAsia"/>
+        </w:rPr>
+      </w:pPr>
+      <w:r>
+        <w:rPr>
+          <w:noProof/>
+        </w:rPr>
         <w:drawing>
           <wp:inline distT="0" distB="0" distL="0" distR="0" wp14:anchorId="6C88FC6D" wp14:editId="17A48AB2">
             <wp:extent cx="5274310" cy="1557020"/>
@@ -2809,7 +3050,15 @@
       </w:r>
     </w:p>
     <w:p>
-      <w:r>
+      <w:pPr>
+        <w:rPr>
+          <w:rFonts w:hint="eastAsia"/>
+        </w:rPr>
+      </w:pPr>
+      <w:r>
+        <w:rPr>
+          <w:noProof/>
+        </w:rPr>
         <w:drawing>
           <wp:inline distT="0" distB="0" distL="0" distR="0" wp14:anchorId="08EE1DAB" wp14:editId="2CFC6FC3">
             <wp:extent cx="5274310" cy="1347470"/>
@@ -2847,20 +3096,61 @@
         </w:drawing>
       </w:r>
     </w:p>
-    <w:p/>
-    <w:p/>
-    <w:p/>
-    <w:p/>
-    <w:p/>
-    <w:p/>
-    <w:p>
-      <w:pPr>
-        <w:rPr>
-          <w:rFonts w:hint="eastAsia"/>
-        </w:rPr>
-      </w:pPr>
-    </w:p>
-    <w:p>
+    <w:p>
+      <w:pPr>
+        <w:rPr>
+          <w:rFonts w:hint="eastAsia"/>
+        </w:rPr>
+      </w:pPr>
+    </w:p>
+    <w:p>
+      <w:pPr>
+        <w:rPr>
+          <w:rFonts w:hint="eastAsia"/>
+        </w:rPr>
+      </w:pPr>
+    </w:p>
+    <w:p>
+      <w:pPr>
+        <w:rPr>
+          <w:rFonts w:hint="eastAsia"/>
+        </w:rPr>
+      </w:pPr>
+    </w:p>
+    <w:p>
+      <w:pPr>
+        <w:rPr>
+          <w:rFonts w:hint="eastAsia"/>
+        </w:rPr>
+      </w:pPr>
+    </w:p>
+    <w:p>
+      <w:pPr>
+        <w:rPr>
+          <w:rFonts w:hint="eastAsia"/>
+        </w:rPr>
+      </w:pPr>
+    </w:p>
+    <w:p>
+      <w:pPr>
+        <w:rPr>
+          <w:rFonts w:hint="eastAsia"/>
+        </w:rPr>
+      </w:pPr>
+    </w:p>
+    <w:p>
+      <w:pPr>
+        <w:rPr>
+          <w:rFonts w:hint="eastAsia"/>
+        </w:rPr>
+      </w:pPr>
+    </w:p>
+    <w:p>
+      <w:pPr>
+        <w:rPr>
+          <w:rFonts w:hint="eastAsia"/>
+        </w:rPr>
+      </w:pPr>
       <w:r>
         <w:rPr>
           <w:rFonts w:hint="eastAsia"/>
@@ -2870,7 +3160,15 @@
       </w:r>
     </w:p>
     <w:p>
-      <w:r>
+      <w:pPr>
+        <w:rPr>
+          <w:rFonts w:hint="eastAsia"/>
+        </w:rPr>
+      </w:pPr>
+      <w:r>
+        <w:rPr>
+          <w:noProof/>
+        </w:rPr>
         <w:drawing>
           <wp:inline distT="0" distB="0" distL="0" distR="0" wp14:anchorId="7362E031" wp14:editId="60CADAB6">
             <wp:extent cx="5274310" cy="1054100"/>
@@ -2909,7 +3207,15 @@
       </w:r>
     </w:p>
     <w:p>
-      <w:r>
+      <w:pPr>
+        <w:rPr>
+          <w:rFonts w:hint="eastAsia"/>
+        </w:rPr>
+      </w:pPr>
+      <w:r>
+        <w:rPr>
+          <w:noProof/>
+        </w:rPr>
         <w:drawing>
           <wp:inline distT="0" distB="0" distL="0" distR="0" wp14:anchorId="07877D20" wp14:editId="07884594">
             <wp:extent cx="5274310" cy="909955"/>
@@ -2948,6 +3254,11 @@
       </w:r>
     </w:p>
     <w:p>
+      <w:pPr>
+        <w:rPr>
+          <w:rFonts w:hint="eastAsia"/>
+        </w:rPr>
+      </w:pPr>
       <w:r>
         <w:rPr>
           <w:rFonts w:hint="eastAsia"/>
@@ -2956,7 +3267,15 @@
       </w:r>
     </w:p>
     <w:p>
-      <w:r>
+      <w:pPr>
+        <w:rPr>
+          <w:rFonts w:hint="eastAsia"/>
+        </w:rPr>
+      </w:pPr>
+      <w:r>
+        <w:rPr>
+          <w:noProof/>
+        </w:rPr>
         <w:drawing>
           <wp:inline distT="0" distB="0" distL="0" distR="0" wp14:anchorId="23288138" wp14:editId="33317D43">
             <wp:extent cx="5274310" cy="1057910"/>
@@ -2995,7 +3314,15 @@
       </w:r>
     </w:p>
     <w:p>
-      <w:r>
+      <w:pPr>
+        <w:rPr>
+          <w:rFonts w:hint="eastAsia"/>
+        </w:rPr>
+      </w:pPr>
+      <w:r>
+        <w:rPr>
+          <w:noProof/>
+        </w:rPr>
         <w:drawing>
           <wp:inline distT="0" distB="0" distL="0" distR="0" wp14:anchorId="486D1E7D" wp14:editId="629999C0">
             <wp:extent cx="5274310" cy="1769110"/>
@@ -3039,6 +3366,1246 @@
           <w:rFonts w:hint="eastAsia"/>
         </w:rPr>
       </w:pPr>
+      <w:r>
+        <w:rPr>
+          <w:rFonts w:hint="eastAsia"/>
+        </w:rPr>
+        <w:t>F3.7.12</w:t>
+      </w:r>
+    </w:p>
+    <w:p>
+      <w:pPr>
+        <w:rPr>
+          <w:rFonts w:hint="eastAsia"/>
+        </w:rPr>
+      </w:pPr>
+      <w:r>
+        <w:rPr>
+          <w:noProof/>
+        </w:rPr>
+        <w:drawing>
+          <wp:inline distT="0" distB="0" distL="0" distR="0" wp14:anchorId="02495E4D" wp14:editId="654C1D81">
+            <wp:extent cx="5274310" cy="1057275"/>
+            <wp:effectExtent l="0" t="0" r="2540" b="9525"/>
+            <wp:docPr id="705697463" name="图片 1"/>
+            <wp:cNvGraphicFramePr>
+              <a:graphicFrameLocks xmlns:a="http://schemas.openxmlformats.org/drawingml/2006/main" noChangeAspect="1"/>
+            </wp:cNvGraphicFramePr>
+            <a:graphic xmlns:a="http://schemas.openxmlformats.org/drawingml/2006/main">
+              <a:graphicData uri="http://schemas.openxmlformats.org/drawingml/2006/picture">
+                <pic:pic xmlns:pic="http://schemas.openxmlformats.org/drawingml/2006/picture">
+                  <pic:nvPicPr>
+                    <pic:cNvPr id="705697463" name=""/>
+                    <pic:cNvPicPr/>
+                  </pic:nvPicPr>
+                  <pic:blipFill>
+                    <a:blip r:embed="rId41"/>
+                    <a:stretch>
+                      <a:fillRect/>
+                    </a:stretch>
+                  </pic:blipFill>
+                  <pic:spPr>
+                    <a:xfrm>
+                      <a:off x="0" y="0"/>
+                      <a:ext cx="5274310" cy="1057275"/>
+                    </a:xfrm>
+                    <a:prstGeom prst="rect">
+                      <a:avLst/>
+                    </a:prstGeom>
+                  </pic:spPr>
+                </pic:pic>
+              </a:graphicData>
+            </a:graphic>
+          </wp:inline>
+        </w:drawing>
+      </w:r>
+    </w:p>
+    <w:p>
+      <w:pPr>
+        <w:rPr>
+          <w:rFonts w:hint="eastAsia"/>
+        </w:rPr>
+      </w:pPr>
+      <w:r>
+        <w:rPr>
+          <w:noProof/>
+        </w:rPr>
+        <w:lastRenderedPageBreak/>
+        <w:drawing>
+          <wp:inline distT="0" distB="0" distL="0" distR="0" wp14:anchorId="2F0752F3" wp14:editId="5C2DC381">
+            <wp:extent cx="3699933" cy="2636637"/>
+            <wp:effectExtent l="0" t="0" r="0" b="0"/>
+            <wp:docPr id="1220801251" name="图片 1"/>
+            <wp:cNvGraphicFramePr>
+              <a:graphicFrameLocks xmlns:a="http://schemas.openxmlformats.org/drawingml/2006/main" noChangeAspect="1"/>
+            </wp:cNvGraphicFramePr>
+            <a:graphic xmlns:a="http://schemas.openxmlformats.org/drawingml/2006/main">
+              <a:graphicData uri="http://schemas.openxmlformats.org/drawingml/2006/picture">
+                <pic:pic xmlns:pic="http://schemas.openxmlformats.org/drawingml/2006/picture">
+                  <pic:nvPicPr>
+                    <pic:cNvPr id="1220801251" name=""/>
+                    <pic:cNvPicPr/>
+                  </pic:nvPicPr>
+                  <pic:blipFill>
+                    <a:blip r:embed="rId42"/>
+                    <a:stretch>
+                      <a:fillRect/>
+                    </a:stretch>
+                  </pic:blipFill>
+                  <pic:spPr>
+                    <a:xfrm>
+                      <a:off x="0" y="0"/>
+                      <a:ext cx="3702583" cy="2638526"/>
+                    </a:xfrm>
+                    <a:prstGeom prst="rect">
+                      <a:avLst/>
+                    </a:prstGeom>
+                  </pic:spPr>
+                </pic:pic>
+              </a:graphicData>
+            </a:graphic>
+          </wp:inline>
+        </w:drawing>
+      </w:r>
+    </w:p>
+    <w:p>
+      <w:pPr>
+        <w:rPr>
+          <w:rFonts w:hint="eastAsia"/>
+        </w:rPr>
+      </w:pPr>
+      <w:r>
+        <w:rPr>
+          <w:noProof/>
+        </w:rPr>
+        <w:drawing>
+          <wp:inline distT="0" distB="0" distL="0" distR="0" wp14:anchorId="1F2B6980" wp14:editId="0A3D676D">
+            <wp:extent cx="5274310" cy="1130935"/>
+            <wp:effectExtent l="0" t="0" r="2540" b="0"/>
+            <wp:docPr id="242919869" name="图片 1"/>
+            <wp:cNvGraphicFramePr>
+              <a:graphicFrameLocks xmlns:a="http://schemas.openxmlformats.org/drawingml/2006/main" noChangeAspect="1"/>
+            </wp:cNvGraphicFramePr>
+            <a:graphic xmlns:a="http://schemas.openxmlformats.org/drawingml/2006/main">
+              <a:graphicData uri="http://schemas.openxmlformats.org/drawingml/2006/picture">
+                <pic:pic xmlns:pic="http://schemas.openxmlformats.org/drawingml/2006/picture">
+                  <pic:nvPicPr>
+                    <pic:cNvPr id="242919869" name=""/>
+                    <pic:cNvPicPr/>
+                  </pic:nvPicPr>
+                  <pic:blipFill>
+                    <a:blip r:embed="rId43"/>
+                    <a:stretch>
+                      <a:fillRect/>
+                    </a:stretch>
+                  </pic:blipFill>
+                  <pic:spPr>
+                    <a:xfrm>
+                      <a:off x="0" y="0"/>
+                      <a:ext cx="5274310" cy="1130935"/>
+                    </a:xfrm>
+                    <a:prstGeom prst="rect">
+                      <a:avLst/>
+                    </a:prstGeom>
+                  </pic:spPr>
+                </pic:pic>
+              </a:graphicData>
+            </a:graphic>
+          </wp:inline>
+        </w:drawing>
+      </w:r>
+    </w:p>
+    <w:p>
+      <w:pPr>
+        <w:rPr>
+          <w:rFonts w:hint="eastAsia"/>
+        </w:rPr>
+      </w:pPr>
+      <w:r>
+        <w:rPr>
+          <w:rFonts w:hint="eastAsia"/>
+        </w:rPr>
+        <w:t>F3.7.13</w:t>
+      </w:r>
+    </w:p>
+    <w:p>
+      <w:pPr>
+        <w:rPr>
+          <w:rFonts w:hint="eastAsia"/>
+        </w:rPr>
+      </w:pPr>
+      <w:r>
+        <w:rPr>
+          <w:noProof/>
+        </w:rPr>
+        <w:drawing>
+          <wp:inline distT="0" distB="0" distL="0" distR="0" wp14:anchorId="42E2D3BF" wp14:editId="1817F023">
+            <wp:extent cx="5274310" cy="1250950"/>
+            <wp:effectExtent l="0" t="0" r="2540" b="6350"/>
+            <wp:docPr id="336412703" name="图片 1"/>
+            <wp:cNvGraphicFramePr>
+              <a:graphicFrameLocks xmlns:a="http://schemas.openxmlformats.org/drawingml/2006/main" noChangeAspect="1"/>
+            </wp:cNvGraphicFramePr>
+            <a:graphic xmlns:a="http://schemas.openxmlformats.org/drawingml/2006/main">
+              <a:graphicData uri="http://schemas.openxmlformats.org/drawingml/2006/picture">
+                <pic:pic xmlns:pic="http://schemas.openxmlformats.org/drawingml/2006/picture">
+                  <pic:nvPicPr>
+                    <pic:cNvPr id="336412703" name=""/>
+                    <pic:cNvPicPr/>
+                  </pic:nvPicPr>
+                  <pic:blipFill>
+                    <a:blip r:embed="rId44"/>
+                    <a:stretch>
+                      <a:fillRect/>
+                    </a:stretch>
+                  </pic:blipFill>
+                  <pic:spPr>
+                    <a:xfrm>
+                      <a:off x="0" y="0"/>
+                      <a:ext cx="5274310" cy="1250950"/>
+                    </a:xfrm>
+                    <a:prstGeom prst="rect">
+                      <a:avLst/>
+                    </a:prstGeom>
+                  </pic:spPr>
+                </pic:pic>
+              </a:graphicData>
+            </a:graphic>
+          </wp:inline>
+        </w:drawing>
+      </w:r>
+    </w:p>
+    <w:p>
+      <w:pPr>
+        <w:rPr>
+          <w:rFonts w:hint="eastAsia"/>
+        </w:rPr>
+      </w:pPr>
+      <w:r>
+        <w:rPr>
+          <w:noProof/>
+        </w:rPr>
+        <w:drawing>
+          <wp:inline distT="0" distB="0" distL="0" distR="0" wp14:anchorId="08C2BF8B" wp14:editId="6D235AC9">
+            <wp:extent cx="5274310" cy="2115820"/>
+            <wp:effectExtent l="0" t="0" r="2540" b="0"/>
+            <wp:docPr id="1081165087" name="图片 1"/>
+            <wp:cNvGraphicFramePr>
+              <a:graphicFrameLocks xmlns:a="http://schemas.openxmlformats.org/drawingml/2006/main" noChangeAspect="1"/>
+            </wp:cNvGraphicFramePr>
+            <a:graphic xmlns:a="http://schemas.openxmlformats.org/drawingml/2006/main">
+              <a:graphicData uri="http://schemas.openxmlformats.org/drawingml/2006/picture">
+                <pic:pic xmlns:pic="http://schemas.openxmlformats.org/drawingml/2006/picture">
+                  <pic:nvPicPr>
+                    <pic:cNvPr id="1081165087" name=""/>
+                    <pic:cNvPicPr/>
+                  </pic:nvPicPr>
+                  <pic:blipFill>
+                    <a:blip r:embed="rId45"/>
+                    <a:stretch>
+                      <a:fillRect/>
+                    </a:stretch>
+                  </pic:blipFill>
+                  <pic:spPr>
+                    <a:xfrm>
+                      <a:off x="0" y="0"/>
+                      <a:ext cx="5274310" cy="2115820"/>
+                    </a:xfrm>
+                    <a:prstGeom prst="rect">
+                      <a:avLst/>
+                    </a:prstGeom>
+                  </pic:spPr>
+                </pic:pic>
+              </a:graphicData>
+            </a:graphic>
+          </wp:inline>
+        </w:drawing>
+      </w:r>
+    </w:p>
+    <w:p>
+      <w:pPr>
+        <w:rPr>
+          <w:rFonts w:hint="eastAsia"/>
+        </w:rPr>
+      </w:pPr>
+      <w:r>
+        <w:rPr>
+          <w:noProof/>
+        </w:rPr>
+        <w:lastRenderedPageBreak/>
+        <w:drawing>
+          <wp:inline distT="0" distB="0" distL="0" distR="0" wp14:anchorId="1423AFD5" wp14:editId="16BF1308">
+            <wp:extent cx="5274310" cy="2367280"/>
+            <wp:effectExtent l="0" t="0" r="2540" b="0"/>
+            <wp:docPr id="2120860580" name="图片 1"/>
+            <wp:cNvGraphicFramePr>
+              <a:graphicFrameLocks xmlns:a="http://schemas.openxmlformats.org/drawingml/2006/main" noChangeAspect="1"/>
+            </wp:cNvGraphicFramePr>
+            <a:graphic xmlns:a="http://schemas.openxmlformats.org/drawingml/2006/main">
+              <a:graphicData uri="http://schemas.openxmlformats.org/drawingml/2006/picture">
+                <pic:pic xmlns:pic="http://schemas.openxmlformats.org/drawingml/2006/picture">
+                  <pic:nvPicPr>
+                    <pic:cNvPr id="2120860580" name=""/>
+                    <pic:cNvPicPr/>
+                  </pic:nvPicPr>
+                  <pic:blipFill>
+                    <a:blip r:embed="rId46"/>
+                    <a:stretch>
+                      <a:fillRect/>
+                    </a:stretch>
+                  </pic:blipFill>
+                  <pic:spPr>
+                    <a:xfrm>
+                      <a:off x="0" y="0"/>
+                      <a:ext cx="5274310" cy="2367280"/>
+                    </a:xfrm>
+                    <a:prstGeom prst="rect">
+                      <a:avLst/>
+                    </a:prstGeom>
+                  </pic:spPr>
+                </pic:pic>
+              </a:graphicData>
+            </a:graphic>
+          </wp:inline>
+        </w:drawing>
+      </w:r>
+    </w:p>
+    <w:p>
+      <w:pPr>
+        <w:rPr>
+          <w:rFonts w:hint="eastAsia"/>
+        </w:rPr>
+      </w:pPr>
+      <w:r>
+        <w:rPr>
+          <w:rFonts w:hint="eastAsia"/>
+        </w:rPr>
+        <w:t>F3.7.14</w:t>
+      </w:r>
+    </w:p>
+    <w:p>
+      <w:pPr>
+        <w:rPr>
+          <w:rFonts w:hint="eastAsia"/>
+        </w:rPr>
+      </w:pPr>
+      <w:r>
+        <w:rPr>
+          <w:noProof/>
+        </w:rPr>
+        <w:drawing>
+          <wp:inline distT="0" distB="0" distL="0" distR="0" wp14:anchorId="70E7864D" wp14:editId="297B2ADC">
+            <wp:extent cx="5274310" cy="1057275"/>
+            <wp:effectExtent l="0" t="0" r="2540" b="9525"/>
+            <wp:docPr id="807803215" name="图片 1"/>
+            <wp:cNvGraphicFramePr>
+              <a:graphicFrameLocks xmlns:a="http://schemas.openxmlformats.org/drawingml/2006/main" noChangeAspect="1"/>
+            </wp:cNvGraphicFramePr>
+            <a:graphic xmlns:a="http://schemas.openxmlformats.org/drawingml/2006/main">
+              <a:graphicData uri="http://schemas.openxmlformats.org/drawingml/2006/picture">
+                <pic:pic xmlns:pic="http://schemas.openxmlformats.org/drawingml/2006/picture">
+                  <pic:nvPicPr>
+                    <pic:cNvPr id="807803215" name=""/>
+                    <pic:cNvPicPr/>
+                  </pic:nvPicPr>
+                  <pic:blipFill>
+                    <a:blip r:embed="rId47"/>
+                    <a:stretch>
+                      <a:fillRect/>
+                    </a:stretch>
+                  </pic:blipFill>
+                  <pic:spPr>
+                    <a:xfrm>
+                      <a:off x="0" y="0"/>
+                      <a:ext cx="5274310" cy="1057275"/>
+                    </a:xfrm>
+                    <a:prstGeom prst="rect">
+                      <a:avLst/>
+                    </a:prstGeom>
+                  </pic:spPr>
+                </pic:pic>
+              </a:graphicData>
+            </a:graphic>
+          </wp:inline>
+        </w:drawing>
+      </w:r>
+    </w:p>
+    <w:p>
+      <w:pPr>
+        <w:rPr>
+          <w:rFonts w:hint="eastAsia"/>
+        </w:rPr>
+      </w:pPr>
+      <w:r>
+        <w:rPr>
+          <w:noProof/>
+        </w:rPr>
+        <w:drawing>
+          <wp:inline distT="0" distB="0" distL="0" distR="0" wp14:anchorId="29712C1E" wp14:editId="6F614F3C">
+            <wp:extent cx="4552949" cy="2236258"/>
+            <wp:effectExtent l="0" t="0" r="635" b="0"/>
+            <wp:docPr id="240535895" name="图片 1"/>
+            <wp:cNvGraphicFramePr>
+              <a:graphicFrameLocks xmlns:a="http://schemas.openxmlformats.org/drawingml/2006/main" noChangeAspect="1"/>
+            </wp:cNvGraphicFramePr>
+            <a:graphic xmlns:a="http://schemas.openxmlformats.org/drawingml/2006/main">
+              <a:graphicData uri="http://schemas.openxmlformats.org/drawingml/2006/picture">
+                <pic:pic xmlns:pic="http://schemas.openxmlformats.org/drawingml/2006/picture">
+                  <pic:nvPicPr>
+                    <pic:cNvPr id="240535895" name=""/>
+                    <pic:cNvPicPr/>
+                  </pic:nvPicPr>
+                  <pic:blipFill rotWithShape="1">
+                    <a:blip r:embed="rId48"/>
+                    <a:srcRect t="16449"/>
+                    <a:stretch>
+                      <a:fillRect/>
+                    </a:stretch>
+                  </pic:blipFill>
+                  <pic:spPr bwMode="auto">
+                    <a:xfrm>
+                      <a:off x="0" y="0"/>
+                      <a:ext cx="4553585" cy="2236570"/>
+                    </a:xfrm>
+                    <a:prstGeom prst="rect">
+                      <a:avLst/>
+                    </a:prstGeom>
+                    <a:ln>
+                      <a:noFill/>
+                    </a:ln>
+                    <a:extLst>
+                      <a:ext uri="{53640926-AAD7-44D8-BBD7-CCE9431645EC}">
+                        <a14:shadowObscured xmlns:a14="http://schemas.microsoft.com/office/drawing/2010/main"/>
+                      </a:ext>
+                    </a:extLst>
+                  </pic:spPr>
+                </pic:pic>
+              </a:graphicData>
+            </a:graphic>
+          </wp:inline>
+        </w:drawing>
+      </w:r>
+    </w:p>
+    <w:p>
+      <w:pPr>
+        <w:rPr>
+          <w:rFonts w:hint="eastAsia"/>
+        </w:rPr>
+      </w:pPr>
+      <w:r>
+        <w:rPr>
+          <w:noProof/>
+        </w:rPr>
+        <w:drawing>
+          <wp:inline distT="0" distB="0" distL="0" distR="0" wp14:anchorId="68FFB8CB" wp14:editId="16648C68">
+            <wp:extent cx="5274310" cy="1854200"/>
+            <wp:effectExtent l="0" t="0" r="2540" b="0"/>
+            <wp:docPr id="956931414" name="图片 1"/>
+            <wp:cNvGraphicFramePr>
+              <a:graphicFrameLocks xmlns:a="http://schemas.openxmlformats.org/drawingml/2006/main" noChangeAspect="1"/>
+            </wp:cNvGraphicFramePr>
+            <a:graphic xmlns:a="http://schemas.openxmlformats.org/drawingml/2006/main">
+              <a:graphicData uri="http://schemas.openxmlformats.org/drawingml/2006/picture">
+                <pic:pic xmlns:pic="http://schemas.openxmlformats.org/drawingml/2006/picture">
+                  <pic:nvPicPr>
+                    <pic:cNvPr id="956931414" name=""/>
+                    <pic:cNvPicPr/>
+                  </pic:nvPicPr>
+                  <pic:blipFill>
+                    <a:blip r:embed="rId49"/>
+                    <a:stretch>
+                      <a:fillRect/>
+                    </a:stretch>
+                  </pic:blipFill>
+                  <pic:spPr>
+                    <a:xfrm>
+                      <a:off x="0" y="0"/>
+                      <a:ext cx="5274310" cy="1854200"/>
+                    </a:xfrm>
+                    <a:prstGeom prst="rect">
+                      <a:avLst/>
+                    </a:prstGeom>
+                  </pic:spPr>
+                </pic:pic>
+              </a:graphicData>
+            </a:graphic>
+          </wp:inline>
+        </w:drawing>
+      </w:r>
+    </w:p>
+    <w:p>
+      <w:pPr>
+        <w:rPr>
+          <w:rFonts w:hint="eastAsia"/>
+        </w:rPr>
+      </w:pPr>
+      <w:r>
+        <w:rPr>
+          <w:noProof/>
+        </w:rPr>
+        <w:lastRenderedPageBreak/>
+        <w:drawing>
+          <wp:inline distT="0" distB="0" distL="0" distR="0" wp14:anchorId="0A900018" wp14:editId="5856A686">
+            <wp:extent cx="5274310" cy="2084705"/>
+            <wp:effectExtent l="0" t="0" r="2540" b="0"/>
+            <wp:docPr id="1858857201" name="图片 1"/>
+            <wp:cNvGraphicFramePr>
+              <a:graphicFrameLocks xmlns:a="http://schemas.openxmlformats.org/drawingml/2006/main" noChangeAspect="1"/>
+            </wp:cNvGraphicFramePr>
+            <a:graphic xmlns:a="http://schemas.openxmlformats.org/drawingml/2006/main">
+              <a:graphicData uri="http://schemas.openxmlformats.org/drawingml/2006/picture">
+                <pic:pic xmlns:pic="http://schemas.openxmlformats.org/drawingml/2006/picture">
+                  <pic:nvPicPr>
+                    <pic:cNvPr id="1858857201" name=""/>
+                    <pic:cNvPicPr/>
+                  </pic:nvPicPr>
+                  <pic:blipFill>
+                    <a:blip r:embed="rId50"/>
+                    <a:stretch>
+                      <a:fillRect/>
+                    </a:stretch>
+                  </pic:blipFill>
+                  <pic:spPr>
+                    <a:xfrm>
+                      <a:off x="0" y="0"/>
+                      <a:ext cx="5274310" cy="2084705"/>
+                    </a:xfrm>
+                    <a:prstGeom prst="rect">
+                      <a:avLst/>
+                    </a:prstGeom>
+                  </pic:spPr>
+                </pic:pic>
+              </a:graphicData>
+            </a:graphic>
+          </wp:inline>
+        </w:drawing>
+      </w:r>
+    </w:p>
+    <w:p>
+      <w:pPr>
+        <w:rPr>
+          <w:rFonts w:hint="eastAsia"/>
+        </w:rPr>
+      </w:pPr>
+      <w:r>
+        <w:rPr>
+          <w:noProof/>
+        </w:rPr>
+        <w:drawing>
+          <wp:inline distT="0" distB="0" distL="0" distR="0" wp14:anchorId="1A408E4E" wp14:editId="3CD3A83A">
+            <wp:extent cx="5274310" cy="1608455"/>
+            <wp:effectExtent l="0" t="0" r="2540" b="0"/>
+            <wp:docPr id="290160597" name="图片 1"/>
+            <wp:cNvGraphicFramePr>
+              <a:graphicFrameLocks xmlns:a="http://schemas.openxmlformats.org/drawingml/2006/main" noChangeAspect="1"/>
+            </wp:cNvGraphicFramePr>
+            <a:graphic xmlns:a="http://schemas.openxmlformats.org/drawingml/2006/main">
+              <a:graphicData uri="http://schemas.openxmlformats.org/drawingml/2006/picture">
+                <pic:pic xmlns:pic="http://schemas.openxmlformats.org/drawingml/2006/picture">
+                  <pic:nvPicPr>
+                    <pic:cNvPr id="290160597" name=""/>
+                    <pic:cNvPicPr/>
+                  </pic:nvPicPr>
+                  <pic:blipFill>
+                    <a:blip r:embed="rId51"/>
+                    <a:stretch>
+                      <a:fillRect/>
+                    </a:stretch>
+                  </pic:blipFill>
+                  <pic:spPr>
+                    <a:xfrm>
+                      <a:off x="0" y="0"/>
+                      <a:ext cx="5274310" cy="1608455"/>
+                    </a:xfrm>
+                    <a:prstGeom prst="rect">
+                      <a:avLst/>
+                    </a:prstGeom>
+                  </pic:spPr>
+                </pic:pic>
+              </a:graphicData>
+            </a:graphic>
+          </wp:inline>
+        </w:drawing>
+      </w:r>
+    </w:p>
+    <w:p>
+      <w:r>
+        <w:rPr>
+          <w:rFonts w:hint="eastAsia"/>
+        </w:rPr>
+        <w:t>F3.7.15</w:t>
+      </w:r>
+    </w:p>
+    <w:p>
+      <w:r>
+        <w:drawing>
+          <wp:inline distT="0" distB="0" distL="0" distR="0" wp14:anchorId="3626E355" wp14:editId="75708216">
+            <wp:extent cx="5274310" cy="1383665"/>
+            <wp:effectExtent l="0" t="0" r="2540" b="6985"/>
+            <wp:docPr id="55050886" name="图片 1"/>
+            <wp:cNvGraphicFramePr>
+              <a:graphicFrameLocks xmlns:a="http://schemas.openxmlformats.org/drawingml/2006/main" noChangeAspect="1"/>
+            </wp:cNvGraphicFramePr>
+            <a:graphic xmlns:a="http://schemas.openxmlformats.org/drawingml/2006/main">
+              <a:graphicData uri="http://schemas.openxmlformats.org/drawingml/2006/picture">
+                <pic:pic xmlns:pic="http://schemas.openxmlformats.org/drawingml/2006/picture">
+                  <pic:nvPicPr>
+                    <pic:cNvPr id="55050886" name=""/>
+                    <pic:cNvPicPr/>
+                  </pic:nvPicPr>
+                  <pic:blipFill>
+                    <a:blip r:embed="rId52"/>
+                    <a:stretch>
+                      <a:fillRect/>
+                    </a:stretch>
+                  </pic:blipFill>
+                  <pic:spPr>
+                    <a:xfrm>
+                      <a:off x="0" y="0"/>
+                      <a:ext cx="5274310" cy="1383665"/>
+                    </a:xfrm>
+                    <a:prstGeom prst="rect">
+                      <a:avLst/>
+                    </a:prstGeom>
+                  </pic:spPr>
+                </pic:pic>
+              </a:graphicData>
+            </a:graphic>
+          </wp:inline>
+        </w:drawing>
+      </w:r>
+    </w:p>
+    <w:p>
+      <w:r>
+        <w:rPr>
+          <w:rFonts w:hint="eastAsia"/>
+        </w:rPr>
+        <w:t>采用74161进行设计</w:t>
+      </w:r>
+    </w:p>
+    <w:tbl>
+      <w:tblPr>
+        <w:tblW w:w="0" w:type="auto"/>
+        <w:tblCellSpacing w:w="15" w:type="dxa"/>
+        <w:tblCellMar>
+          <w:top w:w="15" w:type="dxa"/>
+          <w:left w:w="15" w:type="dxa"/>
+          <w:bottom w:w="15" w:type="dxa"/>
+          <w:right w:w="15" w:type="dxa"/>
+        </w:tblCellMar>
+        <w:tblLook w:val="04A0" w:firstRow="1" w:lastRow="0" w:firstColumn="1" w:lastColumn="0" w:noHBand="0" w:noVBand="1"/>
+      </w:tblPr>
+      <w:tblGrid>
+        <w:gridCol w:w="2181"/>
+        <w:gridCol w:w="1483"/>
+      </w:tblGrid>
+      <w:tr>
+        <w:trPr>
+          <w:tblHeader/>
+          <w:tblCellSpacing w:w="15" w:type="dxa"/>
+        </w:trPr>
+        <w:tc>
+          <w:tcPr>
+            <w:tcW w:w="0" w:type="auto"/>
+            <w:vAlign w:val="center"/>
+            <w:hideMark/>
+          </w:tcPr>
+          <w:p>
+            <w:pPr>
+              <w:rPr>
+                <w:b/>
+                <w:bCs/>
+              </w:rPr>
+            </w:pPr>
+            <w:r>
+              <w:rPr>
+                <w:b/>
+                <w:bCs/>
+              </w:rPr>
+              <w:t>Logisim 逻辑符号标签</w:t>
+            </w:r>
+          </w:p>
+        </w:tc>
+        <w:tc>
+          <w:tcPr>
+            <w:tcW w:w="0" w:type="auto"/>
+            <w:vAlign w:val="center"/>
+            <w:hideMark/>
+          </w:tcPr>
+          <w:p>
+            <w:pPr>
+              <w:rPr>
+                <w:b/>
+                <w:bCs/>
+              </w:rPr>
+            </w:pPr>
+            <w:r>
+              <w:rPr>
+                <w:b/>
+                <w:bCs/>
+              </w:rPr>
+              <w:t>DIP-16 引脚号</w:t>
+            </w:r>
+          </w:p>
+        </w:tc>
+      </w:tr>
+      <w:tr>
+        <w:trPr>
+          <w:tblCellSpacing w:w="15" w:type="dxa"/>
+        </w:trPr>
+        <w:tc>
+          <w:tcPr>
+            <w:tcW w:w="0" w:type="auto"/>
+            <w:vAlign w:val="center"/>
+            <w:hideMark/>
+          </w:tcPr>
+          <w:p>
+            <w:r>
+              <w:t>CLR</w:t>
+            </w:r>
+          </w:p>
+        </w:tc>
+        <w:tc>
+          <w:tcPr>
+            <w:tcW w:w="0" w:type="auto"/>
+            <w:vAlign w:val="center"/>
+            <w:hideMark/>
+          </w:tcPr>
+          <w:p>
+            <w:r>
+              <w:t>1</w:t>
+            </w:r>
+          </w:p>
+        </w:tc>
+      </w:tr>
+      <w:tr>
+        <w:trPr>
+          <w:tblCellSpacing w:w="15" w:type="dxa"/>
+        </w:trPr>
+        <w:tc>
+          <w:tcPr>
+            <w:tcW w:w="0" w:type="auto"/>
+            <w:vAlign w:val="center"/>
+            <w:hideMark/>
+          </w:tcPr>
+          <w:p>
+            <w:r>
+              <w:t>CLK</w:t>
+            </w:r>
+          </w:p>
+        </w:tc>
+        <w:tc>
+          <w:tcPr>
+            <w:tcW w:w="0" w:type="auto"/>
+            <w:vAlign w:val="center"/>
+            <w:hideMark/>
+          </w:tcPr>
+          <w:p>
+            <w:r>
+              <w:t>2</w:t>
+            </w:r>
+          </w:p>
+        </w:tc>
+      </w:tr>
+      <w:tr>
+        <w:trPr>
+          <w:tblCellSpacing w:w="15" w:type="dxa"/>
+        </w:trPr>
+        <w:tc>
+          <w:tcPr>
+            <w:tcW w:w="0" w:type="auto"/>
+            <w:vAlign w:val="center"/>
+            <w:hideMark/>
+          </w:tcPr>
+          <w:p>
+            <w:r>
+              <w:t>A / D</w:t>
+            </w:r>
+            <w:r>
+              <w:rPr>
+                <w:rFonts w:ascii="Cambria Math" w:hAnsi="Cambria Math" w:cs="Cambria Math"/>
+              </w:rPr>
+              <w:t>₀</w:t>
+            </w:r>
+          </w:p>
+        </w:tc>
+        <w:tc>
+          <w:tcPr>
+            <w:tcW w:w="0" w:type="auto"/>
+            <w:vAlign w:val="center"/>
+            <w:hideMark/>
+          </w:tcPr>
+          <w:p>
+            <w:r>
+              <w:t>3</w:t>
+            </w:r>
+          </w:p>
+        </w:tc>
+      </w:tr>
+      <w:tr>
+        <w:trPr>
+          <w:tblCellSpacing w:w="15" w:type="dxa"/>
+        </w:trPr>
+        <w:tc>
+          <w:tcPr>
+            <w:tcW w:w="0" w:type="auto"/>
+            <w:vAlign w:val="center"/>
+            <w:hideMark/>
+          </w:tcPr>
+          <w:p>
+            <w:r>
+              <w:t>B / D</w:t>
+            </w:r>
+            <w:r>
+              <w:rPr>
+                <w:rFonts w:ascii="Cambria Math" w:hAnsi="Cambria Math" w:cs="Cambria Math"/>
+              </w:rPr>
+              <w:t>₁</w:t>
+            </w:r>
+          </w:p>
+        </w:tc>
+        <w:tc>
+          <w:tcPr>
+            <w:tcW w:w="0" w:type="auto"/>
+            <w:vAlign w:val="center"/>
+            <w:hideMark/>
+          </w:tcPr>
+          <w:p>
+            <w:r>
+              <w:t>4</w:t>
+            </w:r>
+          </w:p>
+        </w:tc>
+      </w:tr>
+      <w:tr>
+        <w:trPr>
+          <w:tblCellSpacing w:w="15" w:type="dxa"/>
+        </w:trPr>
+        <w:tc>
+          <w:tcPr>
+            <w:tcW w:w="0" w:type="auto"/>
+            <w:vAlign w:val="center"/>
+            <w:hideMark/>
+          </w:tcPr>
+          <w:p>
+            <w:r>
+              <w:t>C / D</w:t>
+            </w:r>
+            <w:r>
+              <w:rPr>
+                <w:rFonts w:ascii="Cambria Math" w:hAnsi="Cambria Math" w:cs="Cambria Math"/>
+              </w:rPr>
+              <w:t>₂</w:t>
+            </w:r>
+          </w:p>
+        </w:tc>
+        <w:tc>
+          <w:tcPr>
+            <w:tcW w:w="0" w:type="auto"/>
+            <w:vAlign w:val="center"/>
+            <w:hideMark/>
+          </w:tcPr>
+          <w:p>
+            <w:r>
+              <w:t>5</w:t>
+            </w:r>
+          </w:p>
+        </w:tc>
+      </w:tr>
+      <w:tr>
+        <w:trPr>
+          <w:tblCellSpacing w:w="15" w:type="dxa"/>
+        </w:trPr>
+        <w:tc>
+          <w:tcPr>
+            <w:tcW w:w="0" w:type="auto"/>
+            <w:vAlign w:val="center"/>
+            <w:hideMark/>
+          </w:tcPr>
+          <w:p>
+            <w:r>
+              <w:t>D / D</w:t>
+            </w:r>
+            <w:r>
+              <w:rPr>
+                <w:rFonts w:ascii="Cambria Math" w:hAnsi="Cambria Math" w:cs="Cambria Math"/>
+              </w:rPr>
+              <w:t>₃</w:t>
+            </w:r>
+          </w:p>
+        </w:tc>
+        <w:tc>
+          <w:tcPr>
+            <w:tcW w:w="0" w:type="auto"/>
+            <w:vAlign w:val="center"/>
+            <w:hideMark/>
+          </w:tcPr>
+          <w:p>
+            <w:r>
+              <w:t>6</w:t>
+            </w:r>
+          </w:p>
+        </w:tc>
+      </w:tr>
+      <w:tr>
+        <w:trPr>
+          <w:tblCellSpacing w:w="15" w:type="dxa"/>
+        </w:trPr>
+        <w:tc>
+          <w:tcPr>
+            <w:tcW w:w="0" w:type="auto"/>
+            <w:vAlign w:val="center"/>
+            <w:hideMark/>
+          </w:tcPr>
+          <w:p>
+            <w:r>
+              <w:t>ENP / EP</w:t>
+            </w:r>
+          </w:p>
+        </w:tc>
+        <w:tc>
+          <w:tcPr>
+            <w:tcW w:w="0" w:type="auto"/>
+            <w:vAlign w:val="center"/>
+            <w:hideMark/>
+          </w:tcPr>
+          <w:p>
+            <w:r>
+              <w:t>7</w:t>
+            </w:r>
+          </w:p>
+        </w:tc>
+      </w:tr>
+      <w:tr>
+        <w:trPr>
+          <w:tblCellSpacing w:w="15" w:type="dxa"/>
+        </w:trPr>
+        <w:tc>
+          <w:tcPr>
+            <w:tcW w:w="0" w:type="auto"/>
+            <w:vAlign w:val="center"/>
+            <w:hideMark/>
+          </w:tcPr>
+          <w:p>
+            <w:r>
+              <w:t>GND</w:t>
+            </w:r>
+          </w:p>
+        </w:tc>
+        <w:tc>
+          <w:tcPr>
+            <w:tcW w:w="0" w:type="auto"/>
+            <w:vAlign w:val="center"/>
+            <w:hideMark/>
+          </w:tcPr>
+          <w:p>
+            <w:r>
+              <w:t>8</w:t>
+            </w:r>
+          </w:p>
+        </w:tc>
+      </w:tr>
+      <w:tr>
+        <w:trPr>
+          <w:tblCellSpacing w:w="15" w:type="dxa"/>
+        </w:trPr>
+        <w:tc>
+          <w:tcPr>
+            <w:tcW w:w="0" w:type="auto"/>
+            <w:vAlign w:val="center"/>
+            <w:hideMark/>
+          </w:tcPr>
+          <w:p>
+            <w:r>
+              <w:t>LOAD / LD</w:t>
+            </w:r>
+          </w:p>
+        </w:tc>
+        <w:tc>
+          <w:tcPr>
+            <w:tcW w:w="0" w:type="auto"/>
+            <w:vAlign w:val="center"/>
+            <w:hideMark/>
+          </w:tcPr>
+          <w:p>
+            <w:r>
+              <w:t>9</w:t>
+            </w:r>
+          </w:p>
+        </w:tc>
+      </w:tr>
+      <w:tr>
+        <w:trPr>
+          <w:tblCellSpacing w:w="15" w:type="dxa"/>
+        </w:trPr>
+        <w:tc>
+          <w:tcPr>
+            <w:tcW w:w="0" w:type="auto"/>
+            <w:vAlign w:val="center"/>
+            <w:hideMark/>
+          </w:tcPr>
+          <w:p>
+            <w:r>
+              <w:t>ENT / ET</w:t>
+            </w:r>
+          </w:p>
+        </w:tc>
+        <w:tc>
+          <w:tcPr>
+            <w:tcW w:w="0" w:type="auto"/>
+            <w:vAlign w:val="center"/>
+            <w:hideMark/>
+          </w:tcPr>
+          <w:p>
+            <w:r>
+              <w:t>10</w:t>
+            </w:r>
+          </w:p>
+        </w:tc>
+      </w:tr>
+      <w:tr>
+        <w:trPr>
+          <w:tblCellSpacing w:w="15" w:type="dxa"/>
+        </w:trPr>
+        <w:tc>
+          <w:tcPr>
+            <w:tcW w:w="0" w:type="auto"/>
+            <w:vAlign w:val="center"/>
+            <w:hideMark/>
+          </w:tcPr>
+          <w:p>
+            <w:r>
+              <w:t>QD / Q</w:t>
+            </w:r>
+            <w:r>
+              <w:rPr>
+                <w:rFonts w:ascii="Cambria Math" w:hAnsi="Cambria Math" w:cs="Cambria Math"/>
+              </w:rPr>
+              <w:t>₃</w:t>
+            </w:r>
+          </w:p>
+        </w:tc>
+        <w:tc>
+          <w:tcPr>
+            <w:tcW w:w="0" w:type="auto"/>
+            <w:vAlign w:val="center"/>
+            <w:hideMark/>
+          </w:tcPr>
+          <w:p>
+            <w:r>
+              <w:t>11</w:t>
+            </w:r>
+          </w:p>
+        </w:tc>
+      </w:tr>
+      <w:tr>
+        <w:trPr>
+          <w:tblCellSpacing w:w="15" w:type="dxa"/>
+        </w:trPr>
+        <w:tc>
+          <w:tcPr>
+            <w:tcW w:w="0" w:type="auto"/>
+            <w:vAlign w:val="center"/>
+            <w:hideMark/>
+          </w:tcPr>
+          <w:p>
+            <w:r>
+              <w:lastRenderedPageBreak/>
+              <w:t>QC / Q</w:t>
+            </w:r>
+            <w:r>
+              <w:rPr>
+                <w:rFonts w:ascii="Cambria Math" w:hAnsi="Cambria Math" w:cs="Cambria Math"/>
+              </w:rPr>
+              <w:t>₂</w:t>
+            </w:r>
+          </w:p>
+        </w:tc>
+        <w:tc>
+          <w:tcPr>
+            <w:tcW w:w="0" w:type="auto"/>
+            <w:vAlign w:val="center"/>
+            <w:hideMark/>
+          </w:tcPr>
+          <w:p>
+            <w:r>
+              <w:t>12</w:t>
+            </w:r>
+          </w:p>
+        </w:tc>
+      </w:tr>
+      <w:tr>
+        <w:trPr>
+          <w:tblCellSpacing w:w="15" w:type="dxa"/>
+        </w:trPr>
+        <w:tc>
+          <w:tcPr>
+            <w:tcW w:w="0" w:type="auto"/>
+            <w:vAlign w:val="center"/>
+            <w:hideMark/>
+          </w:tcPr>
+          <w:p>
+            <w:r>
+              <w:t>QB / Q</w:t>
+            </w:r>
+            <w:r>
+              <w:rPr>
+                <w:rFonts w:ascii="Cambria Math" w:hAnsi="Cambria Math" w:cs="Cambria Math"/>
+              </w:rPr>
+              <w:t>₁</w:t>
+            </w:r>
+          </w:p>
+        </w:tc>
+        <w:tc>
+          <w:tcPr>
+            <w:tcW w:w="0" w:type="auto"/>
+            <w:vAlign w:val="center"/>
+            <w:hideMark/>
+          </w:tcPr>
+          <w:p>
+            <w:r>
+              <w:t>13</w:t>
+            </w:r>
+          </w:p>
+        </w:tc>
+      </w:tr>
+      <w:tr>
+        <w:trPr>
+          <w:tblCellSpacing w:w="15" w:type="dxa"/>
+        </w:trPr>
+        <w:tc>
+          <w:tcPr>
+            <w:tcW w:w="0" w:type="auto"/>
+            <w:vAlign w:val="center"/>
+            <w:hideMark/>
+          </w:tcPr>
+          <w:p>
+            <w:r>
+              <w:t>QA / Q</w:t>
+            </w:r>
+            <w:r>
+              <w:rPr>
+                <w:rFonts w:ascii="Cambria Math" w:hAnsi="Cambria Math" w:cs="Cambria Math"/>
+              </w:rPr>
+              <w:t>₀</w:t>
+            </w:r>
+          </w:p>
+        </w:tc>
+        <w:tc>
+          <w:tcPr>
+            <w:tcW w:w="0" w:type="auto"/>
+            <w:vAlign w:val="center"/>
+            <w:hideMark/>
+          </w:tcPr>
+          <w:p>
+            <w:r>
+              <w:t>14</w:t>
+            </w:r>
+          </w:p>
+        </w:tc>
+      </w:tr>
+      <w:tr>
+        <w:trPr>
+          <w:tblCellSpacing w:w="15" w:type="dxa"/>
+        </w:trPr>
+        <w:tc>
+          <w:tcPr>
+            <w:tcW w:w="0" w:type="auto"/>
+            <w:vAlign w:val="center"/>
+            <w:hideMark/>
+          </w:tcPr>
+          <w:p>
+            <w:r>
+              <w:t>RCO / CO</w:t>
+            </w:r>
+          </w:p>
+        </w:tc>
+        <w:tc>
+          <w:tcPr>
+            <w:tcW w:w="0" w:type="auto"/>
+            <w:vAlign w:val="center"/>
+            <w:hideMark/>
+          </w:tcPr>
+          <w:p>
+            <w:r>
+              <w:t>15</w:t>
+            </w:r>
+          </w:p>
+        </w:tc>
+      </w:tr>
+      <w:tr>
+        <w:trPr>
+          <w:tblCellSpacing w:w="15" w:type="dxa"/>
+        </w:trPr>
+        <w:tc>
+          <w:tcPr>
+            <w:tcW w:w="0" w:type="auto"/>
+            <w:vAlign w:val="center"/>
+            <w:hideMark/>
+          </w:tcPr>
+          <w:p>
+            <w:r>
+              <w:t>VCC</w:t>
+            </w:r>
+          </w:p>
+        </w:tc>
+        <w:tc>
+          <w:tcPr>
+            <w:tcW w:w="0" w:type="auto"/>
+            <w:vAlign w:val="center"/>
+            <w:hideMark/>
+          </w:tcPr>
+          <w:p>
+            <w:r>
+              <w:t>16</w:t>
+            </w:r>
+          </w:p>
+        </w:tc>
+      </w:tr>
+    </w:tbl>
+    <w:p>
+      <w:pPr>
+        <w:rPr>
+          <w:rFonts w:hint="eastAsia"/>
+        </w:rPr>
+      </w:pPr>
+      <w:r>
+        <w:drawing>
+          <wp:inline distT="0" distB="0" distL="0" distR="0" wp14:anchorId="1EF03725" wp14:editId="27E235D1">
+            <wp:extent cx="5274310" cy="1825625"/>
+            <wp:effectExtent l="0" t="0" r="2540" b="3175"/>
+            <wp:docPr id="102534846" name="图片 1"/>
+            <wp:cNvGraphicFramePr>
+              <a:graphicFrameLocks xmlns:a="http://schemas.openxmlformats.org/drawingml/2006/main" noChangeAspect="1"/>
+            </wp:cNvGraphicFramePr>
+            <a:graphic xmlns:a="http://schemas.openxmlformats.org/drawingml/2006/main">
+              <a:graphicData uri="http://schemas.openxmlformats.org/drawingml/2006/picture">
+                <pic:pic xmlns:pic="http://schemas.openxmlformats.org/drawingml/2006/picture">
+                  <pic:nvPicPr>
+                    <pic:cNvPr id="102534846" name=""/>
+                    <pic:cNvPicPr/>
+                  </pic:nvPicPr>
+                  <pic:blipFill>
+                    <a:blip r:embed="rId53"/>
+                    <a:stretch>
+                      <a:fillRect/>
+                    </a:stretch>
+                  </pic:blipFill>
+                  <pic:spPr>
+                    <a:xfrm>
+                      <a:off x="0" y="0"/>
+                      <a:ext cx="5274310" cy="1825625"/>
+                    </a:xfrm>
+                    <a:prstGeom prst="rect">
+                      <a:avLst/>
+                    </a:prstGeom>
+                  </pic:spPr>
+                </pic:pic>
+              </a:graphicData>
+            </a:graphic>
+          </wp:inline>
+        </w:drawing>
+      </w:r>
     </w:p>
     <w:sectPr>
       <w:pgSz w:w="11906" w:h="16838"/>
